--- a/Progess/Results_to_present.docx
+++ b/Progess/Results_to_present.docx
@@ -6,11 +6,15 @@
       <w:pPr>
         <w:rPr>
           <w:rFonts w:hint="eastAsia"/>
-        </w:rPr>
-      </w:pPr>
-      <w:r>
-        <w:rPr>
-          <w:rFonts w:hint="eastAsia"/>
+          <w:b/>
+          <w:bCs/>
+        </w:rPr>
+      </w:pPr>
+      <w:r>
+        <w:rPr>
+          <w:rFonts w:hint="eastAsia"/>
+          <w:b/>
+          <w:bCs/>
         </w:rPr>
         <w:t>Draft of results to present in the final report</w:t>
       </w:r>
@@ -21,24 +25,100 @@
           <w:rFonts w:hint="eastAsia"/>
         </w:rPr>
       </w:pPr>
-    </w:p>
-    <w:p>
-      <w:pPr>
-        <w:rPr>
-          <w:rFonts w:hint="eastAsia"/>
-        </w:rPr>
-      </w:pPr>
-      <w:r>
-        <w:rPr>
-          <w:rFonts w:hint="eastAsia"/>
-        </w:rPr>
-        <w:t>Part I</w:t>
+      <w:r>
+        <w:rPr>
+          <w:rFonts w:hint="eastAsia"/>
+        </w:rPr>
+        <w:t xml:space="preserve">Always: 4*4 </w:t>
+      </w:r>
+      <w:r>
+        <w:rPr>
+          <w:rFonts w:hint="eastAsia"/>
+        </w:rPr>
+        <w:t>max rank 4</w:t>
+      </w:r>
+    </w:p>
+    <w:p>
+      <w:pPr>
+        <w:rPr>
+          <w:rFonts w:hint="eastAsia"/>
+        </w:rPr>
+      </w:pPr>
+    </w:p>
+    <w:p>
+      <w:pPr>
+        <w:rPr>
+          <w:rFonts w:hint="eastAsia"/>
+        </w:rPr>
+      </w:pPr>
+      <w:r>
+        <w:rPr>
+          <w:rFonts w:hint="eastAsia"/>
+        </w:rPr>
+        <w:t xml:space="preserve">Part </w:t>
+      </w:r>
+      <w:r>
+        <w:rPr>
+          <w:rFonts w:hint="eastAsia"/>
+        </w:rPr>
+        <w:t>3</w:t>
+      </w:r>
+      <w:r>
+        <w:rPr>
+          <w:rFonts w:hint="eastAsia"/>
+        </w:rPr>
+        <w:t xml:space="preserve"> Introduction</w:t>
+      </w:r>
+      <w:r>
+        <w:rPr>
+          <w:rFonts w:hint="eastAsia"/>
+        </w:rPr>
+        <w:t xml:space="preserve"> to simulation framework</w:t>
       </w:r>
       <w:r>
         <w:rPr>
           <w:rFonts w:hint="eastAsia"/>
         </w:rPr>
         <w:t>:</w:t>
+      </w:r>
+    </w:p>
+    <w:p>
+      <w:pPr>
+        <w:pStyle w:val="a9"/>
+        <w:numPr>
+          <w:ilvl w:val="0"/>
+          <w:numId w:val="10"/>
+        </w:numPr>
+        <w:rPr>
+          <w:rFonts w:hint="eastAsia"/>
+        </w:rPr>
+      </w:pPr>
+      <w:r>
+        <w:rPr>
+          <w:rFonts w:hint="eastAsia"/>
+        </w:rPr>
+        <w:t>P</w:t>
+      </w:r>
+      <w:r>
+        <w:rPr>
+          <w:rFonts w:hint="eastAsia"/>
+        </w:rPr>
+        <w:t xml:space="preserve">roving that my simulation works, with all the </w:t>
+      </w:r>
+      <w:r>
+        <w:t>necessary</w:t>
+      </w:r>
+      <w:r>
+        <w:rPr>
+          <w:rFonts w:hint="eastAsia"/>
+        </w:rPr>
+        <w:t xml:space="preserve"> functions, function as people would expect, and introduce the </w:t>
+      </w:r>
+      <w:r>
+        <w:rPr>
+          <w:rFonts w:hint="eastAsia"/>
+        </w:rPr>
+        <w:t>related concepts</w:t>
       </w:r>
     </w:p>
     <w:p>
@@ -58,6 +138,12 @@
         </w:rPr>
         <w:t>Doppler shift 10 100 1000 graph</w:t>
       </w:r>
+      <w:r>
+        <w:rPr>
+          <w:rFonts w:hint="eastAsia"/>
+        </w:rPr>
+        <w:t xml:space="preserve"> [1]</w:t>
+      </w:r>
     </w:p>
     <w:p>
       <w:pPr>
@@ -76,6 +162,242 @@
         </w:rPr>
         <w:t>Ideal vs perfect channel estimator</w:t>
       </w:r>
+      <w:r>
+        <w:rPr>
+          <w:rFonts w:hint="eastAsia"/>
+        </w:rPr>
+        <w:t xml:space="preserve"> [fix modulation, fix rank, fix TCR, random PMI (or simply no CSI</w:t>
+      </w:r>
+      <w:r>
+        <w:rPr>
+          <w:rFonts w:hint="eastAsia"/>
+        </w:rPr>
+        <w:t xml:space="preserve"> in the transmission</w:t>
+      </w:r>
+      <w:r>
+        <w:rPr>
+          <w:rFonts w:hint="eastAsia"/>
+        </w:rPr>
+        <w:t>)</w:t>
+      </w:r>
+      <w:r>
+        <w:rPr>
+          <w:rFonts w:hint="eastAsia"/>
+        </w:rPr>
+        <w:t>, no HARQ</w:t>
+      </w:r>
+      <w:r>
+        <w:rPr>
+          <w:rFonts w:hint="eastAsia"/>
+        </w:rPr>
+        <w:t>]</w:t>
+      </w:r>
+    </w:p>
+    <w:p>
+      <w:pPr>
+        <w:pStyle w:val="a9"/>
+        <w:numPr>
+          <w:ilvl w:val="1"/>
+          <w:numId w:val="1"/>
+        </w:numPr>
+        <w:rPr>
+          <w:rFonts w:hint="eastAsia"/>
+        </w:rPr>
+      </w:pPr>
+      <w:r>
+        <w:rPr>
+          <w:rFonts w:hint="eastAsia"/>
+        </w:rPr>
+        <w:t>How different layer the BER curve shifts</w:t>
+      </w:r>
+      <w:r>
+        <w:rPr>
+          <w:rFonts w:hint="eastAsia"/>
+        </w:rPr>
+        <w:t xml:space="preserve"> (r 1~4</w:t>
+      </w:r>
+      <w:r>
+        <w:rPr>
+          <w:rFonts w:hint="eastAsia"/>
+        </w:rPr>
+        <w:t>, 16QAM</w:t>
+      </w:r>
+      <w:r>
+        <w:rPr>
+          <w:rFonts w:hint="eastAsia"/>
+        </w:rPr>
+        <w:t>)</w:t>
+      </w:r>
+      <w:r>
+        <w:rPr>
+          <w:rFonts w:hint="eastAsia"/>
+        </w:rPr>
+        <w:t xml:space="preserve"> [1]</w:t>
+      </w:r>
+    </w:p>
+    <w:p>
+      <w:pPr>
+        <w:pStyle w:val="a9"/>
+        <w:numPr>
+          <w:ilvl w:val="1"/>
+          <w:numId w:val="1"/>
+        </w:numPr>
+        <w:rPr>
+          <w:rFonts w:hint="eastAsia"/>
+        </w:rPr>
+      </w:pPr>
+      <w:r>
+        <w:rPr>
+          <w:rFonts w:hint="eastAsia"/>
+        </w:rPr>
+        <w:t xml:space="preserve">How </w:t>
+      </w:r>
+      <w:r>
+        <w:t>different</w:t>
+      </w:r>
+      <w:r>
+        <w:rPr>
+          <w:rFonts w:hint="eastAsia"/>
+        </w:rPr>
+        <w:t xml:space="preserve"> modulation BER curve shifts</w:t>
+      </w:r>
+      <w:r>
+        <w:rPr>
+          <w:rFonts w:hint="eastAsia"/>
+        </w:rPr>
+        <w:t xml:space="preserve"> (fix r=2)</w:t>
+      </w:r>
+      <w:r>
+        <w:rPr>
+          <w:rFonts w:hint="eastAsia"/>
+        </w:rPr>
+        <w:t xml:space="preserve"> [1]</w:t>
+      </w:r>
+    </w:p>
+    <w:p>
+      <w:pPr>
+        <w:pStyle w:val="a9"/>
+        <w:numPr>
+          <w:ilvl w:val="1"/>
+          <w:numId w:val="1"/>
+        </w:numPr>
+        <w:rPr>
+          <w:rFonts w:hint="eastAsia"/>
+        </w:rPr>
+      </w:pPr>
+      <w:r>
+        <w:rPr>
+          <w:rFonts w:hint="eastAsia"/>
+        </w:rPr>
+        <w:t>How different CDL/TDL BER curve shifts (</w:t>
+      </w:r>
+      <w:r>
+        <w:rPr>
+          <w:rFonts w:hint="eastAsia"/>
+        </w:rPr>
+        <w:t xml:space="preserve">also </w:t>
+      </w:r>
+      <w:r>
+        <w:rPr>
+          <w:rFonts w:hint="eastAsia"/>
+        </w:rPr>
+        <w:t>NLoS vs LoS)</w:t>
+      </w:r>
+      <w:r>
+        <w:rPr>
+          <w:rFonts w:hint="eastAsia"/>
+        </w:rPr>
+        <w:t xml:space="preserve"> (fix r=4</w:t>
+      </w:r>
+      <w:r>
+        <w:rPr>
+          <w:rFonts w:hint="eastAsia"/>
+        </w:rPr>
+        <w:t>, 16QAM</w:t>
+      </w:r>
+      <w:r>
+        <w:rPr>
+          <w:rFonts w:hint="eastAsia"/>
+        </w:rPr>
+        <w:t>)</w:t>
+      </w:r>
+      <w:r>
+        <w:rPr>
+          <w:rFonts w:hint="eastAsia"/>
+        </w:rPr>
+        <w:t xml:space="preserve"> [</w:t>
+      </w:r>
+      <w:r>
+        <w:rPr>
+          <w:rFonts w:hint="eastAsia"/>
+        </w:rPr>
+        <w:t>2</w:t>
+      </w:r>
+      <w:r>
+        <w:rPr>
+          <w:rFonts w:hint="eastAsia"/>
+        </w:rPr>
+        <w:t>]</w:t>
+      </w:r>
+    </w:p>
+    <w:p>
+      <w:pPr>
+        <w:pStyle w:val="a9"/>
+        <w:numPr>
+          <w:ilvl w:val="1"/>
+          <w:numId w:val="1"/>
+        </w:numPr>
+        <w:rPr>
+          <w:highlight w:val="yellow"/>
+        </w:rPr>
+      </w:pPr>
+      <w:r>
+        <w:rPr>
+          <w:rFonts w:hint="eastAsia"/>
+          <w:highlight w:val="yellow"/>
+        </w:rPr>
+        <w:t>How Doppler BER curve shifts (maybe use BER vs Doppler for fixed SNR e.g. 20dB?, otherwise to many similar graphs?)</w:t>
+      </w:r>
+      <w:r>
+        <w:rPr>
+          <w:rFonts w:hint="eastAsia"/>
+          <w:highlight w:val="yellow"/>
+        </w:rPr>
+        <w:t xml:space="preserve"> [1]</w:t>
+      </w:r>
+    </w:p>
+    <w:p>
+      <w:pPr>
+        <w:pStyle w:val="a9"/>
+        <w:numPr>
+          <w:ilvl w:val="1"/>
+          <w:numId w:val="1"/>
+        </w:numPr>
+        <w:rPr>
+          <w:rFonts w:hint="eastAsia"/>
+          <w:highlight w:val="yellow"/>
+        </w:rPr>
+      </w:pPr>
+      <w:r>
+        <w:rPr>
+          <w:rFonts w:hint="eastAsia"/>
+          <w:highlight w:val="yellow"/>
+        </w:rPr>
+        <w:t>For 3GPP &amp; practical, why Mbps&gt;&gt;BER, human don</w:t>
+      </w:r>
+      <w:r>
+        <w:rPr>
+          <w:highlight w:val="yellow"/>
+        </w:rPr>
+        <w:t>’</w:t>
+      </w:r>
+      <w:r>
+        <w:rPr>
+          <w:rFonts w:hint="eastAsia"/>
+          <w:highlight w:val="yellow"/>
+        </w:rPr>
+        <w:t>t care about BER.</w:t>
+      </w:r>
     </w:p>
     <w:p>
       <w:pPr>
@@ -92,16 +414,25 @@
         <w:rPr>
           <w:rFonts w:hint="eastAsia"/>
         </w:rPr>
-        <w:t>HARQ on/off, 3GPP comparison with other firms</w:t>
-      </w:r>
-      <w:r>
-        <w:t>’</w:t>
-      </w:r>
-      <w:r>
-        <w:rPr>
-          <w:rFonts w:hint="eastAsia"/>
-        </w:rPr>
-        <w:t xml:space="preserve"> results</w:t>
+        <w:t>HARQ on/off</w:t>
+      </w:r>
+      <w:r>
+        <w:rPr>
+          <w:rFonts w:hint="eastAsia"/>
+        </w:rPr>
+        <w:t xml:space="preserve"> differen</w:t>
+      </w:r>
+      <w:r>
+        <w:rPr>
+          <w:rFonts w:hint="eastAsia"/>
+        </w:rPr>
+        <w:t>ce</w:t>
+      </w:r>
+      <w:r>
+        <w:rPr>
+          <w:rFonts w:hint="eastAsia"/>
+        </w:rPr>
+        <w:t xml:space="preserve"> [1]</w:t>
       </w:r>
     </w:p>
     <w:p>
@@ -119,7 +450,34 @@
         <w:rPr>
           <w:rFonts w:hint="eastAsia"/>
         </w:rPr>
-        <w:t>4*4 1 2 3 4 layers abs. throughput (MBPs) performances</w:t>
+        <w:t>3GPP comparison with other firms</w:t>
+      </w:r>
+      <w:r>
+        <w:t>’</w:t>
+      </w:r>
+      <w:r>
+        <w:rPr>
+          <w:rFonts w:hint="eastAsia"/>
+        </w:rPr>
+        <w:t xml:space="preserve"> results</w:t>
+      </w:r>
+      <w:r>
+        <w:rPr>
+          <w:rFonts w:hint="eastAsia"/>
+        </w:rPr>
+        <w:t xml:space="preserve"> [1</w:t>
+      </w:r>
+      <w:r>
+        <w:rPr>
+          <w:rFonts w:hint="eastAsia"/>
+        </w:rPr>
+        <w:t>-2</w:t>
+      </w:r>
+      <w:r>
+        <w:rPr>
+          <w:rFonts w:hint="eastAsia"/>
+        </w:rPr>
+        <w:t>]</w:t>
       </w:r>
     </w:p>
     <w:p>
@@ -129,19 +487,43 @@
           <w:ilvl w:val="0"/>
           <w:numId w:val="1"/>
         </w:numPr>
-      </w:pPr>
-      <w:r>
-        <w:rPr>
-          <w:rFonts w:hint="eastAsia"/>
-        </w:rPr>
-        <w:t>CDL ABCDE, TDL ABCDE overall performance curve (maybe in part 2)</w:t>
+        <w:rPr>
+          <w:rFonts w:hint="eastAsia"/>
+        </w:rPr>
+      </w:pPr>
+      <w:r>
+        <w:rPr>
+          <w:rFonts w:hint="eastAsia"/>
+        </w:rPr>
+        <w:t xml:space="preserve">How #NFrames </w:t>
+      </w:r>
+      <w:r>
+        <w:t>affect</w:t>
+      </w:r>
+      <w:r>
+        <w:rPr>
+          <w:rFonts w:hint="eastAsia"/>
+        </w:rPr>
+        <w:t xml:space="preserve"> the output curve</w:t>
+      </w:r>
+      <w:r>
+        <w:rPr>
+          <w:rFonts w:hint="eastAsia"/>
+        </w:rPr>
+        <w:t xml:space="preserve"> shape</w:t>
+      </w:r>
+      <w:r>
+        <w:rPr>
+          <w:rFonts w:hint="eastAsia"/>
+        </w:rPr>
+        <w:t xml:space="preserve"> </w:t>
       </w:r>
     </w:p>
     <w:p>
       <w:pPr>
         <w:pStyle w:val="a9"/>
         <w:numPr>
-          <w:ilvl w:val="0"/>
+          <w:ilvl w:val="1"/>
           <w:numId w:val="1"/>
         </w:numPr>
         <w:rPr>
@@ -152,50 +534,21 @@
         <w:rPr>
           <w:rFonts w:hint="eastAsia"/>
         </w:rPr>
-        <w:t xml:space="preserve">How #NFrames </w:t>
-      </w:r>
-      <w:r>
-        <w:t>affect</w:t>
-      </w:r>
-      <w:r>
-        <w:rPr>
-          <w:rFonts w:hint="eastAsia"/>
-        </w:rPr>
-        <w:t xml:space="preserve"> the output curve</w:t>
-      </w:r>
-      <w:r>
-        <w:rPr>
-          <w:rFonts w:hint="eastAsia"/>
-        </w:rPr>
-        <w:t xml:space="preserve"> shape</w:t>
-      </w:r>
-    </w:p>
-    <w:p>
-      <w:pPr>
-        <w:rPr>
-          <w:rFonts w:hint="eastAsia"/>
-        </w:rPr>
-      </w:pPr>
-    </w:p>
-    <w:p>
-      <w:pPr>
-        <w:rPr>
-          <w:rFonts w:hint="eastAsia"/>
-        </w:rPr>
-      </w:pPr>
-      <w:r>
-        <w:rPr>
-          <w:rFonts w:hint="eastAsia"/>
-        </w:rPr>
-        <w:t>Part 2:</w:t>
+        <w:t>trade-off between computation time, complexity with the results validity</w:t>
+      </w:r>
+      <w:r>
+        <w:rPr>
+          <w:rFonts w:hint="eastAsia"/>
+        </w:rPr>
+        <w:t xml:space="preserve"> [1]</w:t>
       </w:r>
     </w:p>
     <w:p>
       <w:pPr>
         <w:pStyle w:val="a9"/>
         <w:numPr>
-          <w:ilvl w:val="0"/>
-          <w:numId w:val="2"/>
+          <w:ilvl w:val="1"/>
+          <w:numId w:val="1"/>
         </w:numPr>
         <w:rPr>
           <w:rFonts w:hint="eastAsia"/>
@@ -205,33 +558,266 @@
         <w:rPr>
           <w:rFonts w:hint="eastAsia"/>
         </w:rPr>
-        <w:t>How the CSI performs under 2 different speed scenario, table 1 vs table 2.</w:t>
+        <w:t>S</w:t>
+      </w:r>
+      <w:r>
+        <w:rPr>
+          <w:rFonts w:hint="eastAsia"/>
+        </w:rPr>
+        <w:t xml:space="preserve">omething like a confidence </w:t>
+      </w:r>
+      <w:r>
+        <w:rPr>
+          <w:rFonts w:hint="eastAsia"/>
+        </w:rPr>
+        <w:t xml:space="preserve">Interval </w:t>
       </w:r>
     </w:p>
     <w:p>
       <w:pPr>
         <w:pStyle w:val="a9"/>
         <w:numPr>
-          <w:ilvl w:val="0"/>
-          <w:numId w:val="2"/>
+          <w:ilvl w:val="2"/>
+          <w:numId w:val="1"/>
         </w:numPr>
         <w:rPr>
           <w:rFonts w:hint="eastAsia"/>
-        </w:rPr>
-      </w:pPr>
-      <w:r>
-        <w:rPr>
-          <w:rFonts w:hint="eastAsia"/>
-        </w:rPr>
-        <w:t>How rank indicator affects the selection</w:t>
+          <w:highlight w:val="yellow"/>
+        </w:rPr>
+      </w:pPr>
+      <w:r>
+        <w:rPr>
+          <w:rFonts w:hint="eastAsia"/>
+          <w:highlight w:val="yellow"/>
+        </w:rPr>
+        <w:t>X-axis SNR, Y axis BER</w:t>
+      </w:r>
+      <w:r>
+        <w:rPr>
+          <w:rFonts w:hint="eastAsia"/>
+          <w:highlight w:val="yellow"/>
+        </w:rPr>
+        <w:t>, fix SNR=15dB</w:t>
+      </w:r>
+      <w:r>
+        <w:rPr>
+          <w:rFonts w:hint="eastAsia"/>
+          <w:highlight w:val="yellow"/>
+        </w:rPr>
+        <w:t>, CDL-C, use some statistic methods to prove that having a #Nframes of xxx = 95% of the confidence band</w:t>
       </w:r>
     </w:p>
     <w:p>
       <w:pPr>
         <w:pStyle w:val="a9"/>
         <w:numPr>
+          <w:ilvl w:val="2"/>
+          <w:numId w:val="1"/>
+        </w:numPr>
+        <w:rPr>
+          <w:highlight w:val="yellow"/>
+        </w:rPr>
+      </w:pPr>
+      <w:r>
+        <w:rPr>
+          <w:rFonts w:hint="eastAsia"/>
+          <w:highlight w:val="yellow"/>
+        </w:rPr>
+        <w:t>Or something like Nframes = 10 vs 100 vs 1000</w:t>
+      </w:r>
+      <w:r>
+        <w:rPr>
+          <w:rFonts w:hint="eastAsia"/>
+          <w:highlight w:val="yellow"/>
+        </w:rPr>
+        <w:t xml:space="preserve"> vs</w:t>
+      </w:r>
+      <w:r>
+        <w:rPr>
+          <w:rFonts w:hint="eastAsia"/>
+          <w:highlight w:val="yellow"/>
+        </w:rPr>
+        <w:t xml:space="preserve"> stop when 100 errors</w:t>
+      </w:r>
+    </w:p>
+    <w:p>
+      <w:pPr>
+        <w:pStyle w:val="a9"/>
+        <w:numPr>
+          <w:ilvl w:val="2"/>
+          <w:numId w:val="1"/>
+        </w:numPr>
+        <w:rPr>
+          <w:highlight w:val="yellow"/>
+        </w:rPr>
+      </w:pPr>
+      <w:r>
+        <w:rPr>
+          <w:rFonts w:hint="eastAsia"/>
+          <w:highlight w:val="yellow"/>
+        </w:rPr>
+        <w:t xml:space="preserve">E.g. </w:t>
+      </w:r>
+      <w:r>
+        <w:rPr>
+          <w:rFonts w:hint="eastAsia"/>
+          <w:highlight w:val="yellow"/>
+        </w:rPr>
+        <w:t xml:space="preserve">2 conditions to leave a loop 1) at least 10/100 errors </w:t>
+      </w:r>
+      <w:r>
+        <w:rPr>
+          <w:rFonts w:hint="eastAsia"/>
+          <w:highlight w:val="yellow"/>
+        </w:rPr>
+        <w:t>2)</w:t>
+      </w:r>
+      <w:r>
+        <w:rPr>
+          <w:rFonts w:hint="eastAsia"/>
+          <w:highlight w:val="yellow"/>
+        </w:rPr>
+        <w:t xml:space="preserve"> </w:t>
+      </w:r>
+      <w:r>
+        <w:rPr>
+          <w:rFonts w:hint="eastAsia"/>
+          <w:highlight w:val="yellow"/>
+        </w:rPr>
+        <w:t>certain # of frames</w:t>
+      </w:r>
+    </w:p>
+    <w:p>
+      <w:pPr>
+        <w:pStyle w:val="a9"/>
+        <w:numPr>
+          <w:ilvl w:val="3"/>
+          <w:numId w:val="1"/>
+        </w:numPr>
+        <w:rPr>
+          <w:rFonts w:hint="eastAsia"/>
+          <w:highlight w:val="yellow"/>
+        </w:rPr>
+      </w:pPr>
+      <w:r>
+        <w:rPr>
+          <w:highlight w:val="yellow"/>
+        </w:rPr>
+        <w:t>Converge</w:t>
+      </w:r>
+      <w:r>
+        <w:rPr>
+          <w:rFonts w:hint="eastAsia"/>
+          <w:highlight w:val="yellow"/>
+        </w:rPr>
+        <w:t>s</w:t>
+      </w:r>
+      <w:r>
+        <w:rPr>
+          <w:rFonts w:hint="eastAsia"/>
+          <w:highlight w:val="yellow"/>
+        </w:rPr>
+        <w:t xml:space="preserve"> time depends on BER or throughput, throughput quicker at high SNR vice versa.</w:t>
+      </w:r>
+    </w:p>
+    <w:p>
+      <w:pPr>
+        <w:rPr>
+          <w:rFonts w:hint="eastAsia"/>
+        </w:rPr>
+      </w:pPr>
+      <w:r>
+        <w:rPr>
+          <w:rFonts w:hint="eastAsia"/>
+        </w:rPr>
+        <w:t># Constellation diagram can appear in one or two of the above simulation scenarios as a reference</w:t>
+      </w:r>
+      <w:r>
+        <w:rPr>
+          <w:rFonts w:hint="eastAsia"/>
+        </w:rPr>
+        <w:t xml:space="preserve"> [1-2]</w:t>
+      </w:r>
+      <w:r>
+        <w:rPr>
+          <w:rFonts w:hint="eastAsia"/>
+        </w:rPr>
+        <w:t xml:space="preserve"> or used to explain bumps / performance at a specific SNR</w:t>
+      </w:r>
+    </w:p>
+    <w:p>
+      <w:pPr>
+        <w:rPr>
+          <w:rFonts w:hint="eastAsia"/>
+        </w:rPr>
+      </w:pPr>
+    </w:p>
+    <w:p>
+      <w:pPr>
+        <w:rPr>
+          <w:rFonts w:hint="eastAsia"/>
+        </w:rPr>
+      </w:pPr>
+    </w:p>
+    <w:p>
+      <w:pPr>
+        <w:rPr>
+          <w:rFonts w:hint="eastAsia"/>
+        </w:rPr>
+      </w:pPr>
+    </w:p>
+    <w:p>
+      <w:pPr>
+        <w:rPr>
+          <w:rFonts w:hint="eastAsia"/>
+        </w:rPr>
+      </w:pPr>
+    </w:p>
+    <w:p>
+      <w:pPr>
+        <w:rPr>
+          <w:rFonts w:hint="eastAsia"/>
+        </w:rPr>
+      </w:pPr>
+      <w:r>
+        <w:rPr>
+          <w:rFonts w:hint="eastAsia"/>
+        </w:rPr>
+        <w:lastRenderedPageBreak/>
+        <w:t>Part 2</w:t>
+      </w:r>
+      <w:r>
+        <w:rPr>
+          <w:rFonts w:hint="eastAsia"/>
+        </w:rPr>
+        <w:t xml:space="preserve"> </w:t>
+      </w:r>
+      <w:r>
+        <w:rPr>
+          <w:rFonts w:hint="eastAsia"/>
+        </w:rPr>
+        <w:t xml:space="preserve">Main </w:t>
+      </w:r>
+      <w:r>
+        <w:rPr>
+          <w:rFonts w:hint="eastAsia"/>
+        </w:rPr>
+        <w:t>Results</w:t>
+      </w:r>
+      <w:r>
+        <w:rPr>
+          <w:rFonts w:hint="eastAsia"/>
+        </w:rPr>
+        <w:t>:</w:t>
+      </w:r>
+    </w:p>
+    <w:p>
+      <w:pPr>
+        <w:pStyle w:val="a9"/>
+        <w:widowControl/>
+        <w:numPr>
           <w:ilvl w:val="0"/>
-          <w:numId w:val="2"/>
+          <w:numId w:val="4"/>
         </w:numPr>
         <w:rPr>
           <w:rFonts w:hint="eastAsia"/>
@@ -241,20 +827,367 @@
         <w:rPr>
           <w:rFonts w:hint="eastAsia"/>
         </w:rPr>
-        <w:t>How CSI in TDL/CDL performs differently</w:t>
+        <w:t>A detailed investigation of how CSI parameters functions in the transmission system</w:t>
       </w:r>
     </w:p>
     <w:p>
       <w:pPr>
         <w:pStyle w:val="a9"/>
-        <w:rPr>
-          <w:rFonts w:hint="eastAsia"/>
-        </w:rPr>
-      </w:pPr>
-    </w:p>
-    <w:p>
-      <w:pPr>
         <w:widowControl/>
+        <w:numPr>
+          <w:ilvl w:val="1"/>
+          <w:numId w:val="4"/>
+        </w:numPr>
+        <w:rPr>
+          <w:rFonts w:hint="eastAsia"/>
+        </w:rPr>
+      </w:pPr>
+      <w:r>
+        <w:rPr>
+          <w:rFonts w:hint="eastAsia"/>
+        </w:rPr>
+        <w:t>A completed transmission (CDL-C</w:t>
+      </w:r>
+      <w:r>
+        <w:rPr>
+          <w:rFonts w:hint="eastAsia"/>
+        </w:rPr>
+        <w:t>;</w:t>
+      </w:r>
+      <w:r>
+        <w:rPr>
+          <w:rFonts w:hint="eastAsia"/>
+        </w:rPr>
+        <w:t xml:space="preserve"> rank, TCR, PMI all flex</w:t>
+      </w:r>
+      <w:r>
+        <w:rPr>
+          <w:rFonts w:hint="eastAsia"/>
+        </w:rPr>
+        <w:t>.</w:t>
+      </w:r>
+      <w:r>
+        <w:rPr>
+          <w:rFonts w:hint="eastAsia"/>
+        </w:rPr>
+        <w:t>)</w:t>
+      </w:r>
+    </w:p>
+    <w:p>
+      <w:pPr>
+        <w:pStyle w:val="a9"/>
+        <w:widowControl/>
+        <w:numPr>
+          <w:ilvl w:val="2"/>
+          <w:numId w:val="4"/>
+        </w:numPr>
+        <w:rPr>
+          <w:rFonts w:hint="eastAsia"/>
+        </w:rPr>
+      </w:pPr>
+      <w:r>
+        <w:rPr>
+          <w:rFonts w:hint="eastAsia"/>
+        </w:rPr>
+        <w:t>BER/Throughput</w:t>
+      </w:r>
+      <w:r>
+        <w:rPr>
+          <w:rFonts w:hint="eastAsia"/>
+        </w:rPr>
+        <w:t xml:space="preserve"> [1]</w:t>
+      </w:r>
+    </w:p>
+    <w:p>
+      <w:pPr>
+        <w:pStyle w:val="a9"/>
+        <w:widowControl/>
+        <w:numPr>
+          <w:ilvl w:val="2"/>
+          <w:numId w:val="4"/>
+        </w:numPr>
+        <w:rPr>
+          <w:rFonts w:hint="eastAsia"/>
+        </w:rPr>
+      </w:pPr>
+      <w:r>
+        <w:rPr>
+          <w:rFonts w:hint="eastAsia"/>
+        </w:rPr>
+        <w:t>Modulation, Rank, PMI</w:t>
+      </w:r>
+      <w:r>
+        <w:rPr>
+          <w:rFonts w:hint="eastAsia"/>
+        </w:rPr>
+        <w:t>, TCR</w:t>
+      </w:r>
+      <w:r>
+        <w:rPr>
+          <w:rFonts w:hint="eastAsia"/>
+        </w:rPr>
+        <w:t xml:space="preserve"> </w:t>
+      </w:r>
+      <w:r>
+        <w:rPr>
+          <w:rFonts w:hint="eastAsia"/>
+        </w:rPr>
+        <w:t>use</w:t>
+      </w:r>
+      <w:r>
+        <w:rPr>
+          <w:rFonts w:hint="eastAsia"/>
+        </w:rPr>
+        <w:t xml:space="preserve"> statistics</w:t>
+      </w:r>
+      <w:r>
+        <w:rPr>
+          <w:rFonts w:hint="eastAsia"/>
+        </w:rPr>
+        <w:t xml:space="preserve"> [1]</w:t>
+      </w:r>
+    </w:p>
+    <w:p>
+      <w:pPr>
+        <w:pStyle w:val="a9"/>
+        <w:widowControl/>
+        <w:numPr>
+          <w:ilvl w:val="1"/>
+          <w:numId w:val="4"/>
+        </w:numPr>
+        <w:rPr>
+          <w:rFonts w:hint="eastAsia"/>
+        </w:rPr>
+      </w:pPr>
+      <w:r>
+        <w:rPr>
+          <w:rFonts w:hint="eastAsia"/>
+        </w:rPr>
+        <w:t xml:space="preserve">A deep </w:t>
+      </w:r>
+      <w:r>
+        <w:t>investigation</w:t>
+      </w:r>
+      <w:r>
+        <w:rPr>
+          <w:rFonts w:hint="eastAsia"/>
+        </w:rPr>
+        <w:t xml:space="preserve"> of how the </w:t>
+      </w:r>
+      <w:r>
+        <w:rPr>
+          <w:rFonts w:hint="eastAsia"/>
+        </w:rPr>
+        <w:t xml:space="preserve">CSI </w:t>
+      </w:r>
+      <w:r>
+        <w:rPr>
+          <w:rFonts w:hint="eastAsia"/>
+        </w:rPr>
+        <w:t>decisions are made</w:t>
+      </w:r>
+    </w:p>
+    <w:p>
+      <w:pPr>
+        <w:pStyle w:val="a9"/>
+        <w:widowControl/>
+        <w:numPr>
+          <w:ilvl w:val="2"/>
+          <w:numId w:val="4"/>
+        </w:numPr>
+        <w:rPr>
+          <w:rFonts w:hint="eastAsia"/>
+        </w:rPr>
+      </w:pPr>
+      <w:r>
+        <w:rPr>
+          <w:rFonts w:hint="eastAsia"/>
+        </w:rPr>
+        <w:t xml:space="preserve">RI/CQI </w:t>
+      </w:r>
+      <w:r>
+        <w:rPr>
+          <w:rFonts w:hint="eastAsia"/>
+        </w:rPr>
+        <w:t>v</w:t>
+      </w:r>
+      <w:r>
+        <w:rPr>
+          <w:rFonts w:hint="eastAsia"/>
+        </w:rPr>
+        <w:t>ariability inside a slot</w:t>
+      </w:r>
+    </w:p>
+    <w:p>
+      <w:pPr>
+        <w:pStyle w:val="a9"/>
+        <w:widowControl/>
+        <w:numPr>
+          <w:ilvl w:val="2"/>
+          <w:numId w:val="4"/>
+        </w:numPr>
+        <w:rPr>
+          <w:rFonts w:hint="eastAsia"/>
+        </w:rPr>
+      </w:pPr>
+      <w:r>
+        <w:rPr>
+          <w:rFonts w:hint="eastAsia"/>
+        </w:rPr>
+        <w:t>Perfect vs Practical Channel Estimation</w:t>
+      </w:r>
+    </w:p>
+    <w:p>
+      <w:pPr>
+        <w:pStyle w:val="a9"/>
+        <w:widowControl/>
+        <w:ind w:left="0"/>
+        <w:rPr>
+          <w:rFonts w:hint="eastAsia"/>
+        </w:rPr>
+      </w:pPr>
+      <w:r>
+        <w:rPr>
+          <w:rFonts w:hint="eastAsia"/>
+        </w:rPr>
+        <w:t>WIP</w:t>
+      </w:r>
+      <w:r>
+        <w:rPr>
+          <w:rFonts w:hint="eastAsia"/>
+        </w:rPr>
+        <w:t xml:space="preserve"> </w:t>
+      </w:r>
+      <w:r>
+        <w:t>……</w:t>
+      </w:r>
+    </w:p>
+    <w:p>
+      <w:pPr>
+        <w:pStyle w:val="a9"/>
+        <w:widowControl/>
+        <w:ind w:left="0"/>
+        <w:rPr>
+          <w:rFonts w:hint="eastAsia"/>
+        </w:rPr>
+      </w:pPr>
+    </w:p>
+    <w:p>
+      <w:pPr>
+        <w:pStyle w:val="a9"/>
+        <w:widowControl/>
+        <w:ind w:left="0"/>
+        <w:rPr>
+          <w:rFonts w:hint="eastAsia"/>
+        </w:rPr>
+      </w:pPr>
+      <w:r>
+        <w:rPr>
+          <w:rFonts w:hint="eastAsia"/>
+        </w:rPr>
+        <w:t>Brainstorm:</w:t>
+      </w:r>
+    </w:p>
+    <w:p>
+      <w:pPr>
+        <w:pStyle w:val="a9"/>
+        <w:widowControl/>
+        <w:ind w:left="0"/>
+        <w:rPr>
+          <w:rFonts w:hint="eastAsia"/>
+        </w:rPr>
+      </w:pPr>
+      <w:r>
+        <w:tab/>
+      </w:r>
+      <w:r>
+        <w:rPr>
+          <w:rFonts w:hint="eastAsia"/>
+        </w:rPr>
+        <w:t xml:space="preserve">Wide/subband </w:t>
+      </w:r>
+      <w:r>
+        <w:rPr>
+          <w:rFonts w:hint="eastAsia"/>
+        </w:rPr>
+        <w:t>CQI different</w:t>
+      </w:r>
+    </w:p>
+    <w:p>
+      <w:pPr>
+        <w:pStyle w:val="a9"/>
+        <w:widowControl/>
+        <w:ind w:left="0"/>
+        <w:rPr>
+          <w:rFonts w:hint="eastAsia"/>
+        </w:rPr>
+      </w:pPr>
+      <w:r>
+        <w:tab/>
+      </w:r>
+      <w:r>
+        <w:rPr>
+          <w:rFonts w:hint="eastAsia"/>
+        </w:rPr>
+        <w:t>Spectrum Efficiency?</w:t>
+      </w:r>
+    </w:p>
+    <w:p>
+      <w:pPr>
+        <w:pStyle w:val="a9"/>
+        <w:widowControl/>
+        <w:ind w:left="0"/>
+        <w:rPr>
+          <w:rFonts w:hint="eastAsia"/>
+        </w:rPr>
+      </w:pPr>
+      <w:r>
+        <w:tab/>
+      </w:r>
+      <w:r>
+        <w:rPr>
+          <w:rFonts w:hint="eastAsia"/>
+        </w:rPr>
+        <w:t>PMI</w:t>
+      </w:r>
+      <w:r>
+        <w:t>’</w:t>
+      </w:r>
+      <w:r>
+        <w:rPr>
+          <w:rFonts w:hint="eastAsia"/>
+        </w:rPr>
+        <w:t xml:space="preserve">s </w:t>
+      </w:r>
+      <w:r>
+        <w:rPr>
+          <w:rFonts w:hint="eastAsia"/>
+        </w:rPr>
+        <w:t xml:space="preserve">contribution </w:t>
+      </w:r>
+      <w:r>
+        <w:rPr>
+          <w:rFonts w:hint="eastAsia"/>
+        </w:rPr>
+        <w:t>(PMI random + Rest CSI optimized)</w:t>
+      </w:r>
+    </w:p>
+    <w:p>
+      <w:pPr>
+        <w:pStyle w:val="a9"/>
+        <w:widowControl/>
+        <w:ind w:left="0"/>
+        <w:rPr>
+          <w:rFonts w:hint="eastAsia"/>
+        </w:rPr>
+      </w:pPr>
+      <w:r>
+        <w:tab/>
+      </w:r>
+    </w:p>
+    <w:p>
+      <w:pPr>
+        <w:widowControl/>
         <w:rPr>
           <w:rFonts w:hint="eastAsia"/>
         </w:rPr>
@@ -265,9 +1198,344 @@
         </w:rPr>
         <w:br w:type="page"/>
       </w:r>
-    </w:p>
-    <w:p>
-      <w:pPr>
+      <w:r>
+        <w:rPr>
+          <w:rFonts w:hint="eastAsia"/>
+        </w:rPr>
+        <w:lastRenderedPageBreak/>
+        <w:t>WIP e.g.</w:t>
+      </w:r>
+    </w:p>
+    <w:p>
+      <w:pPr>
+        <w:widowControl/>
+        <w:rPr>
+          <w:rFonts w:hint="eastAsia"/>
+          <w:b/>
+          <w:bCs/>
+        </w:rPr>
+      </w:pPr>
+      <w:r>
+        <w:rPr>
+          <w:b/>
+          <w:bCs/>
+        </w:rPr>
+        <w:t>链路自适应机制在非理想信道下的稳健性研究</w:t>
+      </w:r>
+    </w:p>
+    <w:p>
+      <w:pPr>
+        <w:widowControl/>
+        <w:rPr>
+          <w:rFonts w:hint="eastAsia"/>
+          <w:b/>
+          <w:bCs/>
+        </w:rPr>
+      </w:pPr>
+      <w:r>
+        <w:rPr>
+          <w:b/>
+          <w:bCs/>
+        </w:rPr>
+        <w:t>A. 引入“反馈时延” (Feedback Latency/Ageing)</w:t>
+      </w:r>
+    </w:p>
+    <w:p>
+      <w:pPr>
+        <w:widowControl/>
+        <w:rPr>
+          <w:rFonts w:hint="eastAsia"/>
+        </w:rPr>
+      </w:pPr>
+      <w:r>
+        <w:t>在 5G 现实场景中，UE 测量 CSI 到基站（gNB）根据这个 CSI 进行调度是有时延的。</w:t>
+      </w:r>
+    </w:p>
+    <w:p>
+      <w:pPr>
+        <w:widowControl/>
+        <w:numPr>
+          <w:ilvl w:val="0"/>
+          <w:numId w:val="5"/>
+        </w:numPr>
+        <w:rPr>
+          <w:rFonts w:hint="eastAsia"/>
+        </w:rPr>
+      </w:pPr>
+      <w:r>
+        <w:rPr>
+          <w:b/>
+          <w:bCs/>
+        </w:rPr>
+        <w:t>建议：</w:t>
+      </w:r>
+      <w:r>
+        <w:t xml:space="preserve"> 在 </w:t>
+      </w:r>
+      <w:r>
+        <w:rPr>
+          <w:b/>
+          <w:bCs/>
+        </w:rPr>
+        <w:t>1.b</w:t>
+      </w:r>
+      <w:r>
+        <w:t xml:space="preserve"> 中加入“CSI 过时”的研究。在 CDL-C 高速场景下，如果反馈延迟了 $4\text{ ms}$，当前的 CQI 是否还能反映真实的信道？这能直接解释为什么高速下 Throughput 会暴跌。</w:t>
+      </w:r>
+    </w:p>
+    <w:p>
+      <w:pPr>
+        <w:widowControl/>
+        <w:rPr>
+          <w:rFonts w:hint="eastAsia"/>
+          <w:b/>
+          <w:bCs/>
+        </w:rPr>
+      </w:pPr>
+      <w:r>
+        <w:rPr>
+          <w:b/>
+          <w:bCs/>
+        </w:rPr>
+        <w:t>B. 增加“频谱效率” (Spectral Efficiency) 维度</w:t>
+      </w:r>
+    </w:p>
+    <w:p>
+      <w:pPr>
+        <w:widowControl/>
+        <w:rPr>
+          <w:rFonts w:hint="eastAsia"/>
+        </w:rPr>
+      </w:pPr>
+      <w:r>
+        <w:t xml:space="preserve">你目前主要关注 BER 和 Throughput，但大论文里 </w:t>
+      </w:r>
+      <w:r>
+        <w:rPr>
+          <w:b/>
+          <w:bCs/>
+        </w:rPr>
+        <w:t>SE (bps/Hz)</w:t>
+      </w:r>
+      <w:r>
+        <w:t xml:space="preserve"> 是衡量系统性能更高级的指标。</w:t>
+      </w:r>
+    </w:p>
+    <w:p>
+      <w:pPr>
+        <w:widowControl/>
+        <w:numPr>
+          <w:ilvl w:val="0"/>
+          <w:numId w:val="6"/>
+        </w:numPr>
+        <w:rPr>
+          <w:rFonts w:hint="eastAsia"/>
+        </w:rPr>
+      </w:pPr>
+      <w:r>
+        <w:rPr>
+          <w:b/>
+          <w:bCs/>
+        </w:rPr>
+        <w:t>建议：</w:t>
+      </w:r>
+      <w:r>
+        <w:t xml:space="preserve"> 画出 </w:t>
+      </w:r>
+      <w:r>
+        <w:rPr>
+          <w:b/>
+          <w:bCs/>
+        </w:rPr>
+        <w:t>SE vs. SNR</w:t>
+      </w:r>
+      <w:r>
+        <w:t xml:space="preserve"> 的曲线。这能展示不同 Rank 和调制方式组合下，系统是如何逼近香农极限的。</w:t>
+      </w:r>
+    </w:p>
+    <w:p>
+      <w:pPr>
+        <w:widowControl/>
+        <w:rPr>
+          <w:rFonts w:hint="eastAsia"/>
+          <w:b/>
+          <w:bCs/>
+        </w:rPr>
+      </w:pPr>
+      <w:r>
+        <w:rPr>
+          <w:b/>
+          <w:bCs/>
+        </w:rPr>
+        <w:t>C. PMI 的有效性分析 (PMI Accuracy)</w:t>
+      </w:r>
+    </w:p>
+    <w:p>
+      <w:pPr>
+        <w:widowControl/>
+        <w:rPr>
+          <w:rFonts w:hint="eastAsia"/>
+        </w:rPr>
+      </w:pPr>
+      <w:r>
+        <w:t>你提到了 PMI Flex，可以深挖一下。</w:t>
+      </w:r>
+    </w:p>
+    <w:p>
+      <w:pPr>
+        <w:widowControl/>
+        <w:numPr>
+          <w:ilvl w:val="0"/>
+          <w:numId w:val="7"/>
+        </w:numPr>
+        <w:rPr>
+          <w:rFonts w:hint="eastAsia"/>
+        </w:rPr>
+      </w:pPr>
+      <w:r>
+        <w:rPr>
+          <w:b/>
+          <w:bCs/>
+        </w:rPr>
+        <w:t>建议：</w:t>
+      </w:r>
+      <w:r>
+        <w:t xml:space="preserve"> 对比 </w:t>
+      </w:r>
+      <w:r>
+        <w:rPr>
+          <w:b/>
+          <w:bCs/>
+        </w:rPr>
+        <w:t>“完美 PMI” vs. “受限码本 PMI” vs. “错误 PMI”</w:t>
+      </w:r>
+      <w:r>
+        <w:t>。这能体现出 5G 码本设计的精度对多天线增益的影响，尤其是在 CDL-C（空间相关性强）的信道下。</w:t>
+      </w:r>
+    </w:p>
+    <w:p>
+      <w:pPr>
+        <w:widowControl/>
+        <w:rPr>
+          <w:rFonts w:hint="eastAsia"/>
+          <w:b/>
+          <w:bCs/>
+        </w:rPr>
+      </w:pPr>
+      <w:r>
+        <w:rPr>
+          <w:b/>
+          <w:bCs/>
+        </w:rPr>
+        <w:t>D. 针对 WIP 1.b.i (RI/CQI variability)</w:t>
+      </w:r>
+    </w:p>
+    <w:p>
+      <w:pPr>
+        <w:widowControl/>
+        <w:numPr>
+          <w:ilvl w:val="0"/>
+          <w:numId w:val="8"/>
+        </w:numPr>
+        <w:rPr>
+          <w:rFonts w:hint="eastAsia"/>
+        </w:rPr>
+      </w:pPr>
+      <w:r>
+        <w:rPr>
+          <w:b/>
+          <w:bCs/>
+        </w:rPr>
+        <w:t>建议：</w:t>
+      </w:r>
+      <w:r>
+        <w:t xml:space="preserve"> 增加一个 </w:t>
+      </w:r>
+      <w:r>
+        <w:rPr>
+          <w:b/>
+          <w:bCs/>
+        </w:rPr>
+        <w:t>“Subband vs. Wideband CQI”</w:t>
+      </w:r>
+      <w:r>
+        <w:t xml:space="preserve"> 的对比。5G 支持频域细粒度调度，在频率选择性衰落（TDL-C/CDL-C）严重的信道下，子带 CQI 能带来巨大的 Throughput 提升。</w:t>
+      </w:r>
+    </w:p>
+    <w:p>
+      <w:pPr>
+        <w:widowControl/>
+        <w:rPr>
+          <w:rFonts w:hint="eastAsia"/>
+        </w:rPr>
+      </w:pPr>
+    </w:p>
+    <w:p>
+      <w:pPr>
+        <w:widowControl/>
+        <w:rPr>
+          <w:rFonts w:hint="eastAsia"/>
+        </w:rPr>
+      </w:pPr>
+      <w:r>
+        <w:t xml:space="preserve">  </w:t>
+      </w:r>
+      <w:r>
+        <w:rPr>
+          <w:b/>
+          <w:bCs/>
+        </w:rPr>
+        <w:t>Heatmap (热力图)：</w:t>
+      </w:r>
+      <w:r>
+        <w:t xml:space="preserve"> 横轴 SNR，纵轴 Speed，颜色代表 Throughput。这能一目了然地看到系统的“工作舒适区”。</w:t>
+      </w:r>
+    </w:p>
+    <w:p>
+      <w:pPr>
+        <w:widowControl/>
+        <w:rPr>
+          <w:rFonts w:hint="eastAsia"/>
+        </w:rPr>
+      </w:pPr>
+      <w:r>
+        <w:t xml:space="preserve">  </w:t>
+      </w:r>
+      <w:r>
+        <w:rPr>
+          <w:b/>
+          <w:bCs/>
+        </w:rPr>
+        <w:t>CDF 图 (Cumulative Distribution Function)：</w:t>
+      </w:r>
+      <w:r>
+        <w:t xml:space="preserve"> 针对 CQI 或 RI 的分布画 CDF。例如，在 CDL-D (LOS) 下 Rank 4 的占比，对比 CDL-A (NLOS) 下的占比。</w:t>
+      </w:r>
+    </w:p>
+    <w:p>
+      <w:pPr>
+        <w:widowControl/>
+        <w:rPr>
+          <w:rFonts w:hint="eastAsia"/>
+        </w:rPr>
+      </w:pPr>
+      <w:r>
+        <w:t xml:space="preserve">  </w:t>
+      </w:r>
+      <w:r>
+        <w:rPr>
+          <w:b/>
+          <w:bCs/>
+        </w:rPr>
+        <w:t>星座图 (Constellation) 的妙用：</w:t>
+      </w:r>
+      <w:r>
+        <w:t xml:space="preserve"> 在 2d 讨论 Doppler 时，放一张被“打散”的 64QAM 星座图，能非常直观地解释为什么 BER 变高了。</w:t>
+      </w:r>
+    </w:p>
+    <w:p>
+      <w:pPr>
+        <w:widowControl/>
         <w:rPr>
           <w:rFonts w:hint="eastAsia"/>
         </w:rPr>
@@ -348,6 +1616,95 @@
 <file path=word/numbering.xml><?xml version="1.0" encoding="utf-8"?>
 <w:numbering xmlns:wpc="http://schemas.microsoft.com/office/word/2010/wordprocessingCanvas" xmlns:cx="http://schemas.microsoft.com/office/drawing/2014/chartex" xmlns:cx1="http://schemas.microsoft.com/office/drawing/2015/9/8/chartex" xmlns:cx2="http://schemas.microsoft.com/office/drawing/2015/10/21/chartex" xmlns:cx3="http://schemas.microsoft.com/office/drawing/2016/5/9/chartex" xmlns:cx4="http://schemas.microsoft.com/office/drawing/2016/5/10/chartex" xmlns:cx5="http://schemas.microsoft.com/office/drawing/2016/5/11/chartex" xmlns:cx6="http://schemas.microsoft.com/office/drawing/2016/5/12/chartex" xmlns:cx7="http://schemas.microsoft.com/office/drawing/2016/5/13/chartex" xmlns:cx8="http://schemas.microsoft.com/office/drawing/2016/5/14/chartex" xmlns:mc="http://schemas.openxmlformats.org/markup-compatibility/2006" xmlns:aink="http://schemas.microsoft.com/office/drawing/2016/ink" xmlns:am3d="http://schemas.microsoft.com/office/drawing/2017/model3d" xmlns:o="urn:schemas-microsoft-com:office:office" xmlns:oel="http://schemas.microsoft.com/office/2019/extlst" xmlns:r="http://schemas.openxmlformats.org/officeDocument/2006/relationships" xmlns:m="http://schemas.openxmlformats.org/officeDocument/2006/math" xmlns:v="urn:schemas-microsoft-com:vml" xmlns:wp14="http://schemas.microsoft.com/office/word/2010/wordprocessingDrawing" xmlns:wp="http://schemas.openxmlformats.org/drawingml/2006/wordprocessingDrawing" xmlns:w10="urn:schemas-microsoft-com:office:word" xmlns:w="http://schemas.openxmlformats.org/wordprocessingml/2006/main" xmlns:w14="http://schemas.microsoft.com/office/word/2010/wordml" xmlns:w15="http://schemas.microsoft.com/office/word/2012/wordml" xmlns:w16cex="http://schemas.microsoft.com/office/word/2018/wordml/cex" xmlns:w16cid="http://schemas.microsoft.com/office/word/2016/wordml/cid" xmlns:w16="http://schemas.microsoft.com/office/word/2018/wordml" xmlns:w16du="http://schemas.microsoft.com/office/word/2023/wordml/word16du" xmlns:w16sdtdh="http://schemas.microsoft.com/office/word/2020/wordml/sdtdatahash" xmlns:w16sdtfl="http://schemas.microsoft.com/office/word/2024/wordml/sdtformatlock" xmlns:w16se="http://schemas.microsoft.com/office/word/2015/wordml/symex" xmlns:wpg="http://schemas.microsoft.com/office/word/2010/wordprocessingGroup" xmlns:wpi="http://schemas.microsoft.com/office/word/2010/wordprocessingInk" xmlns:wne="http://schemas.microsoft.com/office/word/2006/wordml" xmlns:wps="http://schemas.microsoft.com/office/word/2010/wordprocessingShape" mc:Ignorable="w14 w15 w16se w16cid w16 w16cex w16sdtdh w16sdtfl w16du wp14">
   <w:abstractNum w:abstractNumId="0" w15:restartNumberingAfterBreak="0">
+    <w:nsid w:val="1C7B3FBF"/>
+    <w:multiLevelType w:val="hybridMultilevel"/>
+    <w:tmpl w:val="0C0EDF66"/>
+    <w:lvl w:ilvl="0" w:tplc="5FCC769E">
+      <w:start w:val="1"/>
+      <w:numFmt w:val="decimal"/>
+      <w:lvlText w:val="%1."/>
+      <w:lvlJc w:val="left"/>
+      <w:pPr>
+        <w:ind w:left="360" w:hanging="360"/>
+      </w:pPr>
+      <w:rPr>
+        <w:rFonts w:hint="default"/>
+      </w:rPr>
+    </w:lvl>
+    <w:lvl w:ilvl="1" w:tplc="04090019">
+      <w:start w:val="1"/>
+      <w:numFmt w:val="lowerLetter"/>
+      <w:lvlText w:val="%2)"/>
+      <w:lvlJc w:val="left"/>
+      <w:pPr>
+        <w:ind w:left="880" w:hanging="440"/>
+      </w:pPr>
+    </w:lvl>
+    <w:lvl w:ilvl="2" w:tplc="0409001B">
+      <w:start w:val="1"/>
+      <w:numFmt w:val="lowerRoman"/>
+      <w:lvlText w:val="%3."/>
+      <w:lvlJc w:val="right"/>
+      <w:pPr>
+        <w:ind w:left="1320" w:hanging="440"/>
+      </w:pPr>
+    </w:lvl>
+    <w:lvl w:ilvl="3" w:tplc="0409000F" w:tentative="1">
+      <w:start w:val="1"/>
+      <w:numFmt w:val="decimal"/>
+      <w:lvlText w:val="%4."/>
+      <w:lvlJc w:val="left"/>
+      <w:pPr>
+        <w:ind w:left="1760" w:hanging="440"/>
+      </w:pPr>
+    </w:lvl>
+    <w:lvl w:ilvl="4" w:tplc="04090019" w:tentative="1">
+      <w:start w:val="1"/>
+      <w:numFmt w:val="lowerLetter"/>
+      <w:lvlText w:val="%5)"/>
+      <w:lvlJc w:val="left"/>
+      <w:pPr>
+        <w:ind w:left="2200" w:hanging="440"/>
+      </w:pPr>
+    </w:lvl>
+    <w:lvl w:ilvl="5" w:tplc="0409001B" w:tentative="1">
+      <w:start w:val="1"/>
+      <w:numFmt w:val="lowerRoman"/>
+      <w:lvlText w:val="%6."/>
+      <w:lvlJc w:val="right"/>
+      <w:pPr>
+        <w:ind w:left="2640" w:hanging="440"/>
+      </w:pPr>
+    </w:lvl>
+    <w:lvl w:ilvl="6" w:tplc="0409000F" w:tentative="1">
+      <w:start w:val="1"/>
+      <w:numFmt w:val="decimal"/>
+      <w:lvlText w:val="%7."/>
+      <w:lvlJc w:val="left"/>
+      <w:pPr>
+        <w:ind w:left="3080" w:hanging="440"/>
+      </w:pPr>
+    </w:lvl>
+    <w:lvl w:ilvl="7" w:tplc="04090019" w:tentative="1">
+      <w:start w:val="1"/>
+      <w:numFmt w:val="lowerLetter"/>
+      <w:lvlText w:val="%8)"/>
+      <w:lvlJc w:val="left"/>
+      <w:pPr>
+        <w:ind w:left="3520" w:hanging="440"/>
+      </w:pPr>
+    </w:lvl>
+    <w:lvl w:ilvl="8" w:tplc="0409001B" w:tentative="1">
+      <w:start w:val="1"/>
+      <w:numFmt w:val="lowerRoman"/>
+      <w:lvlText w:val="%9."/>
+      <w:lvlJc w:val="right"/>
+      <w:pPr>
+        <w:ind w:left="3960" w:hanging="440"/>
+      </w:pPr>
+    </w:lvl>
+  </w:abstractNum>
+  <w:abstractNum w:abstractNumId="1" w15:restartNumberingAfterBreak="0">
     <w:nsid w:val="22FF401F"/>
     <w:multiLevelType w:val="hybridMultilevel"/>
     <w:tmpl w:val="B9E8A870"/>
@@ -436,7 +1793,357 @@
       </w:pPr>
     </w:lvl>
   </w:abstractNum>
-  <w:abstractNum w:abstractNumId="1" w15:restartNumberingAfterBreak="0">
+  <w:abstractNum w:abstractNumId="2" w15:restartNumberingAfterBreak="0">
+    <w:nsid w:val="23047AC5"/>
+    <w:multiLevelType w:val="hybridMultilevel"/>
+    <w:tmpl w:val="40D8315E"/>
+    <w:lvl w:ilvl="0" w:tplc="0E40286C">
+      <w:numFmt w:val="bullet"/>
+      <w:lvlText w:val=""/>
+      <w:lvlJc w:val="left"/>
+      <w:pPr>
+        <w:ind w:left="360" w:hanging="360"/>
+      </w:pPr>
+      <w:rPr>
+        <w:rFonts w:ascii="Wingdings" w:eastAsiaTheme="minorEastAsia" w:hAnsi="Wingdings" w:cstheme="minorBidi" w:hint="default"/>
+      </w:rPr>
+    </w:lvl>
+    <w:lvl w:ilvl="1" w:tplc="04090003" w:tentative="1">
+      <w:start w:val="1"/>
+      <w:numFmt w:val="bullet"/>
+      <w:lvlText w:val=""/>
+      <w:lvlJc w:val="left"/>
+      <w:pPr>
+        <w:ind w:left="880" w:hanging="440"/>
+      </w:pPr>
+      <w:rPr>
+        <w:rFonts w:ascii="Wingdings" w:hAnsi="Wingdings" w:hint="default"/>
+      </w:rPr>
+    </w:lvl>
+    <w:lvl w:ilvl="2" w:tplc="04090005" w:tentative="1">
+      <w:start w:val="1"/>
+      <w:numFmt w:val="bullet"/>
+      <w:lvlText w:val=""/>
+      <w:lvlJc w:val="left"/>
+      <w:pPr>
+        <w:ind w:left="1320" w:hanging="440"/>
+      </w:pPr>
+      <w:rPr>
+        <w:rFonts w:ascii="Wingdings" w:hAnsi="Wingdings" w:hint="default"/>
+      </w:rPr>
+    </w:lvl>
+    <w:lvl w:ilvl="3" w:tplc="04090001" w:tentative="1">
+      <w:start w:val="1"/>
+      <w:numFmt w:val="bullet"/>
+      <w:lvlText w:val=""/>
+      <w:lvlJc w:val="left"/>
+      <w:pPr>
+        <w:ind w:left="1760" w:hanging="440"/>
+      </w:pPr>
+      <w:rPr>
+        <w:rFonts w:ascii="Wingdings" w:hAnsi="Wingdings" w:hint="default"/>
+      </w:rPr>
+    </w:lvl>
+    <w:lvl w:ilvl="4" w:tplc="04090003" w:tentative="1">
+      <w:start w:val="1"/>
+      <w:numFmt w:val="bullet"/>
+      <w:lvlText w:val=""/>
+      <w:lvlJc w:val="left"/>
+      <w:pPr>
+        <w:ind w:left="2200" w:hanging="440"/>
+      </w:pPr>
+      <w:rPr>
+        <w:rFonts w:ascii="Wingdings" w:hAnsi="Wingdings" w:hint="default"/>
+      </w:rPr>
+    </w:lvl>
+    <w:lvl w:ilvl="5" w:tplc="04090005" w:tentative="1">
+      <w:start w:val="1"/>
+      <w:numFmt w:val="bullet"/>
+      <w:lvlText w:val=""/>
+      <w:lvlJc w:val="left"/>
+      <w:pPr>
+        <w:ind w:left="2640" w:hanging="440"/>
+      </w:pPr>
+      <w:rPr>
+        <w:rFonts w:ascii="Wingdings" w:hAnsi="Wingdings" w:hint="default"/>
+      </w:rPr>
+    </w:lvl>
+    <w:lvl w:ilvl="6" w:tplc="04090001" w:tentative="1">
+      <w:start w:val="1"/>
+      <w:numFmt w:val="bullet"/>
+      <w:lvlText w:val=""/>
+      <w:lvlJc w:val="left"/>
+      <w:pPr>
+        <w:ind w:left="3080" w:hanging="440"/>
+      </w:pPr>
+      <w:rPr>
+        <w:rFonts w:ascii="Wingdings" w:hAnsi="Wingdings" w:hint="default"/>
+      </w:rPr>
+    </w:lvl>
+    <w:lvl w:ilvl="7" w:tplc="04090003" w:tentative="1">
+      <w:start w:val="1"/>
+      <w:numFmt w:val="bullet"/>
+      <w:lvlText w:val=""/>
+      <w:lvlJc w:val="left"/>
+      <w:pPr>
+        <w:ind w:left="3520" w:hanging="440"/>
+      </w:pPr>
+      <w:rPr>
+        <w:rFonts w:ascii="Wingdings" w:hAnsi="Wingdings" w:hint="default"/>
+      </w:rPr>
+    </w:lvl>
+    <w:lvl w:ilvl="8" w:tplc="04090005" w:tentative="1">
+      <w:start w:val="1"/>
+      <w:numFmt w:val="bullet"/>
+      <w:lvlText w:val=""/>
+      <w:lvlJc w:val="left"/>
+      <w:pPr>
+        <w:ind w:left="3960" w:hanging="440"/>
+      </w:pPr>
+      <w:rPr>
+        <w:rFonts w:ascii="Wingdings" w:hAnsi="Wingdings" w:hint="default"/>
+      </w:rPr>
+    </w:lvl>
+  </w:abstractNum>
+  <w:abstractNum w:abstractNumId="3" w15:restartNumberingAfterBreak="0">
+    <w:nsid w:val="2901524E"/>
+    <w:multiLevelType w:val="multilevel"/>
+    <w:tmpl w:val="70D63B3A"/>
+    <w:lvl w:ilvl="0">
+      <w:start w:val="1"/>
+      <w:numFmt w:val="bullet"/>
+      <w:lvlText w:val=""/>
+      <w:lvlJc w:val="left"/>
+      <w:pPr>
+        <w:tabs>
+          <w:tab w:val="num" w:pos="720"/>
+        </w:tabs>
+        <w:ind w:left="720" w:hanging="360"/>
+      </w:pPr>
+      <w:rPr>
+        <w:rFonts w:ascii="Symbol" w:hAnsi="Symbol" w:hint="default"/>
+        <w:sz w:val="20"/>
+      </w:rPr>
+    </w:lvl>
+    <w:lvl w:ilvl="1" w:tentative="1">
+      <w:start w:val="1"/>
+      <w:numFmt w:val="bullet"/>
+      <w:lvlText w:val="o"/>
+      <w:lvlJc w:val="left"/>
+      <w:pPr>
+        <w:tabs>
+          <w:tab w:val="num" w:pos="1440"/>
+        </w:tabs>
+        <w:ind w:left="1440" w:hanging="360"/>
+      </w:pPr>
+      <w:rPr>
+        <w:rFonts w:ascii="Courier New" w:hAnsi="Courier New" w:hint="default"/>
+        <w:sz w:val="20"/>
+      </w:rPr>
+    </w:lvl>
+    <w:lvl w:ilvl="2" w:tentative="1">
+      <w:start w:val="1"/>
+      <w:numFmt w:val="bullet"/>
+      <w:lvlText w:val=""/>
+      <w:lvlJc w:val="left"/>
+      <w:pPr>
+        <w:tabs>
+          <w:tab w:val="num" w:pos="2160"/>
+        </w:tabs>
+        <w:ind w:left="2160" w:hanging="360"/>
+      </w:pPr>
+      <w:rPr>
+        <w:rFonts w:ascii="Wingdings" w:hAnsi="Wingdings" w:hint="default"/>
+        <w:sz w:val="20"/>
+      </w:rPr>
+    </w:lvl>
+    <w:lvl w:ilvl="3" w:tentative="1">
+      <w:start w:val="1"/>
+      <w:numFmt w:val="bullet"/>
+      <w:lvlText w:val=""/>
+      <w:lvlJc w:val="left"/>
+      <w:pPr>
+        <w:tabs>
+          <w:tab w:val="num" w:pos="2880"/>
+        </w:tabs>
+        <w:ind w:left="2880" w:hanging="360"/>
+      </w:pPr>
+      <w:rPr>
+        <w:rFonts w:ascii="Wingdings" w:hAnsi="Wingdings" w:hint="default"/>
+        <w:sz w:val="20"/>
+      </w:rPr>
+    </w:lvl>
+    <w:lvl w:ilvl="4" w:tentative="1">
+      <w:start w:val="1"/>
+      <w:numFmt w:val="bullet"/>
+      <w:lvlText w:val=""/>
+      <w:lvlJc w:val="left"/>
+      <w:pPr>
+        <w:tabs>
+          <w:tab w:val="num" w:pos="3600"/>
+        </w:tabs>
+        <w:ind w:left="3600" w:hanging="360"/>
+      </w:pPr>
+      <w:rPr>
+        <w:rFonts w:ascii="Wingdings" w:hAnsi="Wingdings" w:hint="default"/>
+        <w:sz w:val="20"/>
+      </w:rPr>
+    </w:lvl>
+    <w:lvl w:ilvl="5" w:tentative="1">
+      <w:start w:val="1"/>
+      <w:numFmt w:val="bullet"/>
+      <w:lvlText w:val=""/>
+      <w:lvlJc w:val="left"/>
+      <w:pPr>
+        <w:tabs>
+          <w:tab w:val="num" w:pos="4320"/>
+        </w:tabs>
+        <w:ind w:left="4320" w:hanging="360"/>
+      </w:pPr>
+      <w:rPr>
+        <w:rFonts w:ascii="Wingdings" w:hAnsi="Wingdings" w:hint="default"/>
+        <w:sz w:val="20"/>
+      </w:rPr>
+    </w:lvl>
+    <w:lvl w:ilvl="6" w:tentative="1">
+      <w:start w:val="1"/>
+      <w:numFmt w:val="bullet"/>
+      <w:lvlText w:val=""/>
+      <w:lvlJc w:val="left"/>
+      <w:pPr>
+        <w:tabs>
+          <w:tab w:val="num" w:pos="5040"/>
+        </w:tabs>
+        <w:ind w:left="5040" w:hanging="360"/>
+      </w:pPr>
+      <w:rPr>
+        <w:rFonts w:ascii="Wingdings" w:hAnsi="Wingdings" w:hint="default"/>
+        <w:sz w:val="20"/>
+      </w:rPr>
+    </w:lvl>
+    <w:lvl w:ilvl="7" w:tentative="1">
+      <w:start w:val="1"/>
+      <w:numFmt w:val="bullet"/>
+      <w:lvlText w:val=""/>
+      <w:lvlJc w:val="left"/>
+      <w:pPr>
+        <w:tabs>
+          <w:tab w:val="num" w:pos="5760"/>
+        </w:tabs>
+        <w:ind w:left="5760" w:hanging="360"/>
+      </w:pPr>
+      <w:rPr>
+        <w:rFonts w:ascii="Wingdings" w:hAnsi="Wingdings" w:hint="default"/>
+        <w:sz w:val="20"/>
+      </w:rPr>
+    </w:lvl>
+    <w:lvl w:ilvl="8" w:tentative="1">
+      <w:start w:val="1"/>
+      <w:numFmt w:val="bullet"/>
+      <w:lvlText w:val=""/>
+      <w:lvlJc w:val="left"/>
+      <w:pPr>
+        <w:tabs>
+          <w:tab w:val="num" w:pos="6480"/>
+        </w:tabs>
+        <w:ind w:left="6480" w:hanging="360"/>
+      </w:pPr>
+      <w:rPr>
+        <w:rFonts w:ascii="Wingdings" w:hAnsi="Wingdings" w:hint="default"/>
+        <w:sz w:val="20"/>
+      </w:rPr>
+    </w:lvl>
+  </w:abstractNum>
+  <w:abstractNum w:abstractNumId="4" w15:restartNumberingAfterBreak="0">
+    <w:nsid w:val="2DAC4DF2"/>
+    <w:multiLevelType w:val="hybridMultilevel"/>
+    <w:tmpl w:val="BFBE7236"/>
+    <w:lvl w:ilvl="0" w:tplc="3F642CD2">
+      <w:start w:val="1"/>
+      <w:numFmt w:val="decimal"/>
+      <w:lvlText w:val="%1."/>
+      <w:lvlJc w:val="left"/>
+      <w:pPr>
+        <w:ind w:left="360" w:hanging="360"/>
+      </w:pPr>
+      <w:rPr>
+        <w:rFonts w:hint="default"/>
+      </w:rPr>
+    </w:lvl>
+    <w:lvl w:ilvl="1" w:tplc="04090019" w:tentative="1">
+      <w:start w:val="1"/>
+      <w:numFmt w:val="lowerLetter"/>
+      <w:lvlText w:val="%2)"/>
+      <w:lvlJc w:val="left"/>
+      <w:pPr>
+        <w:ind w:left="880" w:hanging="440"/>
+      </w:pPr>
+    </w:lvl>
+    <w:lvl w:ilvl="2" w:tplc="0409001B" w:tentative="1">
+      <w:start w:val="1"/>
+      <w:numFmt w:val="lowerRoman"/>
+      <w:lvlText w:val="%3."/>
+      <w:lvlJc w:val="right"/>
+      <w:pPr>
+        <w:ind w:left="1320" w:hanging="440"/>
+      </w:pPr>
+    </w:lvl>
+    <w:lvl w:ilvl="3" w:tplc="0409000F" w:tentative="1">
+      <w:start w:val="1"/>
+      <w:numFmt w:val="decimal"/>
+      <w:lvlText w:val="%4."/>
+      <w:lvlJc w:val="left"/>
+      <w:pPr>
+        <w:ind w:left="1760" w:hanging="440"/>
+      </w:pPr>
+    </w:lvl>
+    <w:lvl w:ilvl="4" w:tplc="04090019" w:tentative="1">
+      <w:start w:val="1"/>
+      <w:numFmt w:val="lowerLetter"/>
+      <w:lvlText w:val="%5)"/>
+      <w:lvlJc w:val="left"/>
+      <w:pPr>
+        <w:ind w:left="2200" w:hanging="440"/>
+      </w:pPr>
+    </w:lvl>
+    <w:lvl w:ilvl="5" w:tplc="0409001B" w:tentative="1">
+      <w:start w:val="1"/>
+      <w:numFmt w:val="lowerRoman"/>
+      <w:lvlText w:val="%6."/>
+      <w:lvlJc w:val="right"/>
+      <w:pPr>
+        <w:ind w:left="2640" w:hanging="440"/>
+      </w:pPr>
+    </w:lvl>
+    <w:lvl w:ilvl="6" w:tplc="0409000F" w:tentative="1">
+      <w:start w:val="1"/>
+      <w:numFmt w:val="decimal"/>
+      <w:lvlText w:val="%7."/>
+      <w:lvlJc w:val="left"/>
+      <w:pPr>
+        <w:ind w:left="3080" w:hanging="440"/>
+      </w:pPr>
+    </w:lvl>
+    <w:lvl w:ilvl="7" w:tplc="04090019" w:tentative="1">
+      <w:start w:val="1"/>
+      <w:numFmt w:val="lowerLetter"/>
+      <w:lvlText w:val="%8)"/>
+      <w:lvlJc w:val="left"/>
+      <w:pPr>
+        <w:ind w:left="3520" w:hanging="440"/>
+      </w:pPr>
+    </w:lvl>
+    <w:lvl w:ilvl="8" w:tplc="0409001B" w:tentative="1">
+      <w:start w:val="1"/>
+      <w:numFmt w:val="lowerRoman"/>
+      <w:lvlText w:val="%9."/>
+      <w:lvlJc w:val="right"/>
+      <w:pPr>
+        <w:ind w:left="3960" w:hanging="440"/>
+      </w:pPr>
+    </w:lvl>
+  </w:abstractNum>
+  <w:abstractNum w:abstractNumId="5" w15:restartNumberingAfterBreak="0">
     <w:nsid w:val="3D080FA0"/>
     <w:multiLevelType w:val="hybridMultilevel"/>
     <w:tmpl w:val="0E56502C"/>
@@ -452,7 +2159,7 @@
         <w:rFonts w:hint="default"/>
       </w:rPr>
     </w:lvl>
-    <w:lvl w:ilvl="1" w:tplc="04090019" w:tentative="1">
+    <w:lvl w:ilvl="1" w:tplc="04090019">
       <w:start w:val="1"/>
       <w:numFmt w:val="lowerLetter"/>
       <w:lvlText w:val="%2)"/>
@@ -461,7 +2168,7 @@
         <w:ind w:left="880" w:hanging="440"/>
       </w:pPr>
     </w:lvl>
-    <w:lvl w:ilvl="2" w:tplc="0409001B" w:tentative="1">
+    <w:lvl w:ilvl="2" w:tplc="0409001B">
       <w:start w:val="1"/>
       <w:numFmt w:val="lowerRoman"/>
       <w:lvlText w:val="%3."/>
@@ -470,7 +2177,7 @@
         <w:ind w:left="1320" w:hanging="440"/>
       </w:pPr>
     </w:lvl>
-    <w:lvl w:ilvl="3" w:tplc="0409000F" w:tentative="1">
+    <w:lvl w:ilvl="3" w:tplc="0409000F">
       <w:start w:val="1"/>
       <w:numFmt w:val="decimal"/>
       <w:lvlText w:val="%4."/>
@@ -525,11 +2232,594 @@
       </w:pPr>
     </w:lvl>
   </w:abstractNum>
+  <w:abstractNum w:abstractNumId="6" w15:restartNumberingAfterBreak="0">
+    <w:nsid w:val="55BE32DE"/>
+    <w:multiLevelType w:val="multilevel"/>
+    <w:tmpl w:val="7006FCEE"/>
+    <w:lvl w:ilvl="0">
+      <w:start w:val="1"/>
+      <w:numFmt w:val="bullet"/>
+      <w:lvlText w:val=""/>
+      <w:lvlJc w:val="left"/>
+      <w:pPr>
+        <w:tabs>
+          <w:tab w:val="num" w:pos="720"/>
+        </w:tabs>
+        <w:ind w:left="720" w:hanging="360"/>
+      </w:pPr>
+      <w:rPr>
+        <w:rFonts w:ascii="Symbol" w:hAnsi="Symbol" w:hint="default"/>
+        <w:sz w:val="20"/>
+      </w:rPr>
+    </w:lvl>
+    <w:lvl w:ilvl="1" w:tentative="1">
+      <w:start w:val="1"/>
+      <w:numFmt w:val="bullet"/>
+      <w:lvlText w:val="o"/>
+      <w:lvlJc w:val="left"/>
+      <w:pPr>
+        <w:tabs>
+          <w:tab w:val="num" w:pos="1440"/>
+        </w:tabs>
+        <w:ind w:left="1440" w:hanging="360"/>
+      </w:pPr>
+      <w:rPr>
+        <w:rFonts w:ascii="Courier New" w:hAnsi="Courier New" w:hint="default"/>
+        <w:sz w:val="20"/>
+      </w:rPr>
+    </w:lvl>
+    <w:lvl w:ilvl="2" w:tentative="1">
+      <w:start w:val="1"/>
+      <w:numFmt w:val="bullet"/>
+      <w:lvlText w:val=""/>
+      <w:lvlJc w:val="left"/>
+      <w:pPr>
+        <w:tabs>
+          <w:tab w:val="num" w:pos="2160"/>
+        </w:tabs>
+        <w:ind w:left="2160" w:hanging="360"/>
+      </w:pPr>
+      <w:rPr>
+        <w:rFonts w:ascii="Wingdings" w:hAnsi="Wingdings" w:hint="default"/>
+        <w:sz w:val="20"/>
+      </w:rPr>
+    </w:lvl>
+    <w:lvl w:ilvl="3" w:tentative="1">
+      <w:start w:val="1"/>
+      <w:numFmt w:val="bullet"/>
+      <w:lvlText w:val=""/>
+      <w:lvlJc w:val="left"/>
+      <w:pPr>
+        <w:tabs>
+          <w:tab w:val="num" w:pos="2880"/>
+        </w:tabs>
+        <w:ind w:left="2880" w:hanging="360"/>
+      </w:pPr>
+      <w:rPr>
+        <w:rFonts w:ascii="Wingdings" w:hAnsi="Wingdings" w:hint="default"/>
+        <w:sz w:val="20"/>
+      </w:rPr>
+    </w:lvl>
+    <w:lvl w:ilvl="4" w:tentative="1">
+      <w:start w:val="1"/>
+      <w:numFmt w:val="bullet"/>
+      <w:lvlText w:val=""/>
+      <w:lvlJc w:val="left"/>
+      <w:pPr>
+        <w:tabs>
+          <w:tab w:val="num" w:pos="3600"/>
+        </w:tabs>
+        <w:ind w:left="3600" w:hanging="360"/>
+      </w:pPr>
+      <w:rPr>
+        <w:rFonts w:ascii="Wingdings" w:hAnsi="Wingdings" w:hint="default"/>
+        <w:sz w:val="20"/>
+      </w:rPr>
+    </w:lvl>
+    <w:lvl w:ilvl="5" w:tentative="1">
+      <w:start w:val="1"/>
+      <w:numFmt w:val="bullet"/>
+      <w:lvlText w:val=""/>
+      <w:lvlJc w:val="left"/>
+      <w:pPr>
+        <w:tabs>
+          <w:tab w:val="num" w:pos="4320"/>
+        </w:tabs>
+        <w:ind w:left="4320" w:hanging="360"/>
+      </w:pPr>
+      <w:rPr>
+        <w:rFonts w:ascii="Wingdings" w:hAnsi="Wingdings" w:hint="default"/>
+        <w:sz w:val="20"/>
+      </w:rPr>
+    </w:lvl>
+    <w:lvl w:ilvl="6" w:tentative="1">
+      <w:start w:val="1"/>
+      <w:numFmt w:val="bullet"/>
+      <w:lvlText w:val=""/>
+      <w:lvlJc w:val="left"/>
+      <w:pPr>
+        <w:tabs>
+          <w:tab w:val="num" w:pos="5040"/>
+        </w:tabs>
+        <w:ind w:left="5040" w:hanging="360"/>
+      </w:pPr>
+      <w:rPr>
+        <w:rFonts w:ascii="Wingdings" w:hAnsi="Wingdings" w:hint="default"/>
+        <w:sz w:val="20"/>
+      </w:rPr>
+    </w:lvl>
+    <w:lvl w:ilvl="7" w:tentative="1">
+      <w:start w:val="1"/>
+      <w:numFmt w:val="bullet"/>
+      <w:lvlText w:val=""/>
+      <w:lvlJc w:val="left"/>
+      <w:pPr>
+        <w:tabs>
+          <w:tab w:val="num" w:pos="5760"/>
+        </w:tabs>
+        <w:ind w:left="5760" w:hanging="360"/>
+      </w:pPr>
+      <w:rPr>
+        <w:rFonts w:ascii="Wingdings" w:hAnsi="Wingdings" w:hint="default"/>
+        <w:sz w:val="20"/>
+      </w:rPr>
+    </w:lvl>
+    <w:lvl w:ilvl="8" w:tentative="1">
+      <w:start w:val="1"/>
+      <w:numFmt w:val="bullet"/>
+      <w:lvlText w:val=""/>
+      <w:lvlJc w:val="left"/>
+      <w:pPr>
+        <w:tabs>
+          <w:tab w:val="num" w:pos="6480"/>
+        </w:tabs>
+        <w:ind w:left="6480" w:hanging="360"/>
+      </w:pPr>
+      <w:rPr>
+        <w:rFonts w:ascii="Wingdings" w:hAnsi="Wingdings" w:hint="default"/>
+        <w:sz w:val="20"/>
+      </w:rPr>
+    </w:lvl>
+  </w:abstractNum>
+  <w:abstractNum w:abstractNumId="7" w15:restartNumberingAfterBreak="0">
+    <w:nsid w:val="60BD7A1F"/>
+    <w:multiLevelType w:val="hybridMultilevel"/>
+    <w:tmpl w:val="FE000942"/>
+    <w:lvl w:ilvl="0" w:tplc="6F6AB262">
+      <w:numFmt w:val="bullet"/>
+      <w:lvlText w:val=""/>
+      <w:lvlJc w:val="left"/>
+      <w:pPr>
+        <w:ind w:left="360" w:hanging="360"/>
+      </w:pPr>
+      <w:rPr>
+        <w:rFonts w:ascii="Wingdings" w:eastAsiaTheme="minorEastAsia" w:hAnsi="Wingdings" w:cstheme="minorBidi" w:hint="default"/>
+      </w:rPr>
+    </w:lvl>
+    <w:lvl w:ilvl="1" w:tplc="04090003" w:tentative="1">
+      <w:start w:val="1"/>
+      <w:numFmt w:val="bullet"/>
+      <w:lvlText w:val=""/>
+      <w:lvlJc w:val="left"/>
+      <w:pPr>
+        <w:ind w:left="880" w:hanging="440"/>
+      </w:pPr>
+      <w:rPr>
+        <w:rFonts w:ascii="Wingdings" w:hAnsi="Wingdings" w:hint="default"/>
+      </w:rPr>
+    </w:lvl>
+    <w:lvl w:ilvl="2" w:tplc="04090005" w:tentative="1">
+      <w:start w:val="1"/>
+      <w:numFmt w:val="bullet"/>
+      <w:lvlText w:val=""/>
+      <w:lvlJc w:val="left"/>
+      <w:pPr>
+        <w:ind w:left="1320" w:hanging="440"/>
+      </w:pPr>
+      <w:rPr>
+        <w:rFonts w:ascii="Wingdings" w:hAnsi="Wingdings" w:hint="default"/>
+      </w:rPr>
+    </w:lvl>
+    <w:lvl w:ilvl="3" w:tplc="04090001" w:tentative="1">
+      <w:start w:val="1"/>
+      <w:numFmt w:val="bullet"/>
+      <w:lvlText w:val=""/>
+      <w:lvlJc w:val="left"/>
+      <w:pPr>
+        <w:ind w:left="1760" w:hanging="440"/>
+      </w:pPr>
+      <w:rPr>
+        <w:rFonts w:ascii="Wingdings" w:hAnsi="Wingdings" w:hint="default"/>
+      </w:rPr>
+    </w:lvl>
+    <w:lvl w:ilvl="4" w:tplc="04090003" w:tentative="1">
+      <w:start w:val="1"/>
+      <w:numFmt w:val="bullet"/>
+      <w:lvlText w:val=""/>
+      <w:lvlJc w:val="left"/>
+      <w:pPr>
+        <w:ind w:left="2200" w:hanging="440"/>
+      </w:pPr>
+      <w:rPr>
+        <w:rFonts w:ascii="Wingdings" w:hAnsi="Wingdings" w:hint="default"/>
+      </w:rPr>
+    </w:lvl>
+    <w:lvl w:ilvl="5" w:tplc="04090005" w:tentative="1">
+      <w:start w:val="1"/>
+      <w:numFmt w:val="bullet"/>
+      <w:lvlText w:val=""/>
+      <w:lvlJc w:val="left"/>
+      <w:pPr>
+        <w:ind w:left="2640" w:hanging="440"/>
+      </w:pPr>
+      <w:rPr>
+        <w:rFonts w:ascii="Wingdings" w:hAnsi="Wingdings" w:hint="default"/>
+      </w:rPr>
+    </w:lvl>
+    <w:lvl w:ilvl="6" w:tplc="04090001" w:tentative="1">
+      <w:start w:val="1"/>
+      <w:numFmt w:val="bullet"/>
+      <w:lvlText w:val=""/>
+      <w:lvlJc w:val="left"/>
+      <w:pPr>
+        <w:ind w:left="3080" w:hanging="440"/>
+      </w:pPr>
+      <w:rPr>
+        <w:rFonts w:ascii="Wingdings" w:hAnsi="Wingdings" w:hint="default"/>
+      </w:rPr>
+    </w:lvl>
+    <w:lvl w:ilvl="7" w:tplc="04090003" w:tentative="1">
+      <w:start w:val="1"/>
+      <w:numFmt w:val="bullet"/>
+      <w:lvlText w:val=""/>
+      <w:lvlJc w:val="left"/>
+      <w:pPr>
+        <w:ind w:left="3520" w:hanging="440"/>
+      </w:pPr>
+      <w:rPr>
+        <w:rFonts w:ascii="Wingdings" w:hAnsi="Wingdings" w:hint="default"/>
+      </w:rPr>
+    </w:lvl>
+    <w:lvl w:ilvl="8" w:tplc="04090005" w:tentative="1">
+      <w:start w:val="1"/>
+      <w:numFmt w:val="bullet"/>
+      <w:lvlText w:val=""/>
+      <w:lvlJc w:val="left"/>
+      <w:pPr>
+        <w:ind w:left="3960" w:hanging="440"/>
+      </w:pPr>
+      <w:rPr>
+        <w:rFonts w:ascii="Wingdings" w:hAnsi="Wingdings" w:hint="default"/>
+      </w:rPr>
+    </w:lvl>
+  </w:abstractNum>
+  <w:abstractNum w:abstractNumId="8" w15:restartNumberingAfterBreak="0">
+    <w:nsid w:val="6BE21D90"/>
+    <w:multiLevelType w:val="multilevel"/>
+    <w:tmpl w:val="88BAD302"/>
+    <w:lvl w:ilvl="0">
+      <w:start w:val="1"/>
+      <w:numFmt w:val="bullet"/>
+      <w:lvlText w:val=""/>
+      <w:lvlJc w:val="left"/>
+      <w:pPr>
+        <w:tabs>
+          <w:tab w:val="num" w:pos="720"/>
+        </w:tabs>
+        <w:ind w:left="720" w:hanging="360"/>
+      </w:pPr>
+      <w:rPr>
+        <w:rFonts w:ascii="Symbol" w:hAnsi="Symbol" w:hint="default"/>
+        <w:sz w:val="20"/>
+      </w:rPr>
+    </w:lvl>
+    <w:lvl w:ilvl="1" w:tentative="1">
+      <w:start w:val="1"/>
+      <w:numFmt w:val="bullet"/>
+      <w:lvlText w:val="o"/>
+      <w:lvlJc w:val="left"/>
+      <w:pPr>
+        <w:tabs>
+          <w:tab w:val="num" w:pos="1440"/>
+        </w:tabs>
+        <w:ind w:left="1440" w:hanging="360"/>
+      </w:pPr>
+      <w:rPr>
+        <w:rFonts w:ascii="Courier New" w:hAnsi="Courier New" w:hint="default"/>
+        <w:sz w:val="20"/>
+      </w:rPr>
+    </w:lvl>
+    <w:lvl w:ilvl="2" w:tentative="1">
+      <w:start w:val="1"/>
+      <w:numFmt w:val="bullet"/>
+      <w:lvlText w:val=""/>
+      <w:lvlJc w:val="left"/>
+      <w:pPr>
+        <w:tabs>
+          <w:tab w:val="num" w:pos="2160"/>
+        </w:tabs>
+        <w:ind w:left="2160" w:hanging="360"/>
+      </w:pPr>
+      <w:rPr>
+        <w:rFonts w:ascii="Wingdings" w:hAnsi="Wingdings" w:hint="default"/>
+        <w:sz w:val="20"/>
+      </w:rPr>
+    </w:lvl>
+    <w:lvl w:ilvl="3" w:tentative="1">
+      <w:start w:val="1"/>
+      <w:numFmt w:val="bullet"/>
+      <w:lvlText w:val=""/>
+      <w:lvlJc w:val="left"/>
+      <w:pPr>
+        <w:tabs>
+          <w:tab w:val="num" w:pos="2880"/>
+        </w:tabs>
+        <w:ind w:left="2880" w:hanging="360"/>
+      </w:pPr>
+      <w:rPr>
+        <w:rFonts w:ascii="Wingdings" w:hAnsi="Wingdings" w:hint="default"/>
+        <w:sz w:val="20"/>
+      </w:rPr>
+    </w:lvl>
+    <w:lvl w:ilvl="4" w:tentative="1">
+      <w:start w:val="1"/>
+      <w:numFmt w:val="bullet"/>
+      <w:lvlText w:val=""/>
+      <w:lvlJc w:val="left"/>
+      <w:pPr>
+        <w:tabs>
+          <w:tab w:val="num" w:pos="3600"/>
+        </w:tabs>
+        <w:ind w:left="3600" w:hanging="360"/>
+      </w:pPr>
+      <w:rPr>
+        <w:rFonts w:ascii="Wingdings" w:hAnsi="Wingdings" w:hint="default"/>
+        <w:sz w:val="20"/>
+      </w:rPr>
+    </w:lvl>
+    <w:lvl w:ilvl="5" w:tentative="1">
+      <w:start w:val="1"/>
+      <w:numFmt w:val="bullet"/>
+      <w:lvlText w:val=""/>
+      <w:lvlJc w:val="left"/>
+      <w:pPr>
+        <w:tabs>
+          <w:tab w:val="num" w:pos="4320"/>
+        </w:tabs>
+        <w:ind w:left="4320" w:hanging="360"/>
+      </w:pPr>
+      <w:rPr>
+        <w:rFonts w:ascii="Wingdings" w:hAnsi="Wingdings" w:hint="default"/>
+        <w:sz w:val="20"/>
+      </w:rPr>
+    </w:lvl>
+    <w:lvl w:ilvl="6" w:tentative="1">
+      <w:start w:val="1"/>
+      <w:numFmt w:val="bullet"/>
+      <w:lvlText w:val=""/>
+      <w:lvlJc w:val="left"/>
+      <w:pPr>
+        <w:tabs>
+          <w:tab w:val="num" w:pos="5040"/>
+        </w:tabs>
+        <w:ind w:left="5040" w:hanging="360"/>
+      </w:pPr>
+      <w:rPr>
+        <w:rFonts w:ascii="Wingdings" w:hAnsi="Wingdings" w:hint="default"/>
+        <w:sz w:val="20"/>
+      </w:rPr>
+    </w:lvl>
+    <w:lvl w:ilvl="7" w:tentative="1">
+      <w:start w:val="1"/>
+      <w:numFmt w:val="bullet"/>
+      <w:lvlText w:val=""/>
+      <w:lvlJc w:val="left"/>
+      <w:pPr>
+        <w:tabs>
+          <w:tab w:val="num" w:pos="5760"/>
+        </w:tabs>
+        <w:ind w:left="5760" w:hanging="360"/>
+      </w:pPr>
+      <w:rPr>
+        <w:rFonts w:ascii="Wingdings" w:hAnsi="Wingdings" w:hint="default"/>
+        <w:sz w:val="20"/>
+      </w:rPr>
+    </w:lvl>
+    <w:lvl w:ilvl="8" w:tentative="1">
+      <w:start w:val="1"/>
+      <w:numFmt w:val="bullet"/>
+      <w:lvlText w:val=""/>
+      <w:lvlJc w:val="left"/>
+      <w:pPr>
+        <w:tabs>
+          <w:tab w:val="num" w:pos="6480"/>
+        </w:tabs>
+        <w:ind w:left="6480" w:hanging="360"/>
+      </w:pPr>
+      <w:rPr>
+        <w:rFonts w:ascii="Wingdings" w:hAnsi="Wingdings" w:hint="default"/>
+        <w:sz w:val="20"/>
+      </w:rPr>
+    </w:lvl>
+  </w:abstractNum>
+  <w:abstractNum w:abstractNumId="9" w15:restartNumberingAfterBreak="0">
+    <w:nsid w:val="7B1055A0"/>
+    <w:multiLevelType w:val="multilevel"/>
+    <w:tmpl w:val="670229DA"/>
+    <w:lvl w:ilvl="0">
+      <w:start w:val="1"/>
+      <w:numFmt w:val="bullet"/>
+      <w:lvlText w:val=""/>
+      <w:lvlJc w:val="left"/>
+      <w:pPr>
+        <w:tabs>
+          <w:tab w:val="num" w:pos="720"/>
+        </w:tabs>
+        <w:ind w:left="720" w:hanging="360"/>
+      </w:pPr>
+      <w:rPr>
+        <w:rFonts w:ascii="Symbol" w:hAnsi="Symbol" w:hint="default"/>
+        <w:sz w:val="20"/>
+      </w:rPr>
+    </w:lvl>
+    <w:lvl w:ilvl="1" w:tentative="1">
+      <w:start w:val="1"/>
+      <w:numFmt w:val="bullet"/>
+      <w:lvlText w:val="o"/>
+      <w:lvlJc w:val="left"/>
+      <w:pPr>
+        <w:tabs>
+          <w:tab w:val="num" w:pos="1440"/>
+        </w:tabs>
+        <w:ind w:left="1440" w:hanging="360"/>
+      </w:pPr>
+      <w:rPr>
+        <w:rFonts w:ascii="Courier New" w:hAnsi="Courier New" w:hint="default"/>
+        <w:sz w:val="20"/>
+      </w:rPr>
+    </w:lvl>
+    <w:lvl w:ilvl="2" w:tentative="1">
+      <w:start w:val="1"/>
+      <w:numFmt w:val="bullet"/>
+      <w:lvlText w:val=""/>
+      <w:lvlJc w:val="left"/>
+      <w:pPr>
+        <w:tabs>
+          <w:tab w:val="num" w:pos="2160"/>
+        </w:tabs>
+        <w:ind w:left="2160" w:hanging="360"/>
+      </w:pPr>
+      <w:rPr>
+        <w:rFonts w:ascii="Wingdings" w:hAnsi="Wingdings" w:hint="default"/>
+        <w:sz w:val="20"/>
+      </w:rPr>
+    </w:lvl>
+    <w:lvl w:ilvl="3" w:tentative="1">
+      <w:start w:val="1"/>
+      <w:numFmt w:val="bullet"/>
+      <w:lvlText w:val=""/>
+      <w:lvlJc w:val="left"/>
+      <w:pPr>
+        <w:tabs>
+          <w:tab w:val="num" w:pos="2880"/>
+        </w:tabs>
+        <w:ind w:left="2880" w:hanging="360"/>
+      </w:pPr>
+      <w:rPr>
+        <w:rFonts w:ascii="Wingdings" w:hAnsi="Wingdings" w:hint="default"/>
+        <w:sz w:val="20"/>
+      </w:rPr>
+    </w:lvl>
+    <w:lvl w:ilvl="4" w:tentative="1">
+      <w:start w:val="1"/>
+      <w:numFmt w:val="bullet"/>
+      <w:lvlText w:val=""/>
+      <w:lvlJc w:val="left"/>
+      <w:pPr>
+        <w:tabs>
+          <w:tab w:val="num" w:pos="3600"/>
+        </w:tabs>
+        <w:ind w:left="3600" w:hanging="360"/>
+      </w:pPr>
+      <w:rPr>
+        <w:rFonts w:ascii="Wingdings" w:hAnsi="Wingdings" w:hint="default"/>
+        <w:sz w:val="20"/>
+      </w:rPr>
+    </w:lvl>
+    <w:lvl w:ilvl="5" w:tentative="1">
+      <w:start w:val="1"/>
+      <w:numFmt w:val="bullet"/>
+      <w:lvlText w:val=""/>
+      <w:lvlJc w:val="left"/>
+      <w:pPr>
+        <w:tabs>
+          <w:tab w:val="num" w:pos="4320"/>
+        </w:tabs>
+        <w:ind w:left="4320" w:hanging="360"/>
+      </w:pPr>
+      <w:rPr>
+        <w:rFonts w:ascii="Wingdings" w:hAnsi="Wingdings" w:hint="default"/>
+        <w:sz w:val="20"/>
+      </w:rPr>
+    </w:lvl>
+    <w:lvl w:ilvl="6" w:tentative="1">
+      <w:start w:val="1"/>
+      <w:numFmt w:val="bullet"/>
+      <w:lvlText w:val=""/>
+      <w:lvlJc w:val="left"/>
+      <w:pPr>
+        <w:tabs>
+          <w:tab w:val="num" w:pos="5040"/>
+        </w:tabs>
+        <w:ind w:left="5040" w:hanging="360"/>
+      </w:pPr>
+      <w:rPr>
+        <w:rFonts w:ascii="Wingdings" w:hAnsi="Wingdings" w:hint="default"/>
+        <w:sz w:val="20"/>
+      </w:rPr>
+    </w:lvl>
+    <w:lvl w:ilvl="7" w:tentative="1">
+      <w:start w:val="1"/>
+      <w:numFmt w:val="bullet"/>
+      <w:lvlText w:val=""/>
+      <w:lvlJc w:val="left"/>
+      <w:pPr>
+        <w:tabs>
+          <w:tab w:val="num" w:pos="5760"/>
+        </w:tabs>
+        <w:ind w:left="5760" w:hanging="360"/>
+      </w:pPr>
+      <w:rPr>
+        <w:rFonts w:ascii="Wingdings" w:hAnsi="Wingdings" w:hint="default"/>
+        <w:sz w:val="20"/>
+      </w:rPr>
+    </w:lvl>
+    <w:lvl w:ilvl="8" w:tentative="1">
+      <w:start w:val="1"/>
+      <w:numFmt w:val="bullet"/>
+      <w:lvlText w:val=""/>
+      <w:lvlJc w:val="left"/>
+      <w:pPr>
+        <w:tabs>
+          <w:tab w:val="num" w:pos="6480"/>
+        </w:tabs>
+        <w:ind w:left="6480" w:hanging="360"/>
+      </w:pPr>
+      <w:rPr>
+        <w:rFonts w:ascii="Wingdings" w:hAnsi="Wingdings" w:hint="default"/>
+        <w:sz w:val="20"/>
+      </w:rPr>
+    </w:lvl>
+  </w:abstractNum>
   <w:num w:numId="1" w16cid:durableId="187333976">
+    <w:abstractNumId w:val="5"/>
+  </w:num>
+  <w:num w:numId="2" w16cid:durableId="783227054">
     <w:abstractNumId w:val="1"/>
   </w:num>
-  <w:num w:numId="2" w16cid:durableId="783227054">
+  <w:num w:numId="3" w16cid:durableId="1682584643">
+    <w:abstractNumId w:val="4"/>
+  </w:num>
+  <w:num w:numId="4" w16cid:durableId="559364093">
     <w:abstractNumId w:val="0"/>
+  </w:num>
+  <w:num w:numId="5" w16cid:durableId="2112771210">
+    <w:abstractNumId w:val="6"/>
+  </w:num>
+  <w:num w:numId="6" w16cid:durableId="247079445">
+    <w:abstractNumId w:val="9"/>
+  </w:num>
+  <w:num w:numId="7" w16cid:durableId="1122530414">
+    <w:abstractNumId w:val="3"/>
+  </w:num>
+  <w:num w:numId="8" w16cid:durableId="1113787738">
+    <w:abstractNumId w:val="8"/>
+  </w:num>
+  <w:num w:numId="9" w16cid:durableId="395711318">
+    <w:abstractNumId w:val="2"/>
+  </w:num>
+  <w:num w:numId="10" w16cid:durableId="1159885829">
+    <w:abstractNumId w:val="7"/>
   </w:num>
 </w:numbering>
 </file>

--- a/Progess/Results_to_present.docx
+++ b/Progess/Results_to_present.docx
@@ -136,13 +136,44 @@
         <w:rPr>
           <w:rFonts w:hint="eastAsia"/>
         </w:rPr>
-        <w:t>Doppler shift 10 100 1000 graph</w:t>
+        <w:t xml:space="preserve">Doppler shift 10 100 </w:t>
+      </w:r>
+      <w:r>
+        <w:rPr>
+          <w:rFonts w:hint="eastAsia"/>
+        </w:rPr>
+        <w:t>390</w:t>
+      </w:r>
+      <w:r>
+        <w:rPr>
+          <w:rFonts w:hint="eastAsia"/>
+        </w:rPr>
+        <w:t xml:space="preserve"> Hz</w:t>
+      </w:r>
+      <w:r>
+        <w:rPr>
+          <w:rFonts w:hint="eastAsia"/>
+        </w:rPr>
+        <w:t xml:space="preserve"> graph</w:t>
       </w:r>
       <w:r>
         <w:rPr>
           <w:rFonts w:hint="eastAsia"/>
         </w:rPr>
         <w:t xml:space="preserve"> [1]</w:t>
+      </w:r>
+      <w:r>
+        <w:rPr>
+          <w:rFonts w:hint="eastAsia"/>
+        </w:rPr>
+        <w:t xml:space="preserve"> </w:t>
+      </w:r>
+      <w:r>
+        <w:rPr>
+          <w:rFonts w:hint="eastAsia"/>
+          <w:highlight w:val="yellow"/>
+        </w:rPr>
+        <w:t>[done]</w:t>
       </w:r>
     </w:p>
     <w:p>
@@ -348,20 +379,18 @@
           <w:numId w:val="1"/>
         </w:numPr>
         <w:rPr>
-          <w:highlight w:val="yellow"/>
-        </w:rPr>
-      </w:pPr>
-      <w:r>
-        <w:rPr>
-          <w:rFonts w:hint="eastAsia"/>
-          <w:highlight w:val="yellow"/>
+          <w:rFonts w:hint="eastAsia"/>
+        </w:rPr>
+      </w:pPr>
+      <w:r>
+        <w:rPr>
+          <w:rFonts w:hint="eastAsia"/>
         </w:rPr>
         <w:t>How Doppler BER curve shifts (maybe use BER vs Doppler for fixed SNR e.g. 20dB?, otherwise to many similar graphs?)</w:t>
       </w:r>
       <w:r>
         <w:rPr>
           <w:rFonts w:hint="eastAsia"/>
-          <w:highlight w:val="yellow"/>
         </w:rPr>
         <w:t xml:space="preserve"> [1]</w:t>
       </w:r>
@@ -375,26 +404,20 @@
         </w:numPr>
         <w:rPr>
           <w:rFonts w:hint="eastAsia"/>
-          <w:highlight w:val="yellow"/>
-        </w:rPr>
-      </w:pPr>
-      <w:r>
-        <w:rPr>
-          <w:rFonts w:hint="eastAsia"/>
-          <w:highlight w:val="yellow"/>
+        </w:rPr>
+      </w:pPr>
+      <w:r>
+        <w:rPr>
+          <w:rFonts w:hint="eastAsia"/>
         </w:rPr>
         <w:t>For 3GPP &amp; practical, why Mbps&gt;&gt;BER, human don</w:t>
       </w:r>
       <w:r>
-        <w:rPr>
-          <w:highlight w:val="yellow"/>
-        </w:rPr>
         <w:t>’</w:t>
       </w:r>
       <w:r>
         <w:rPr>
           <w:rFonts w:hint="eastAsia"/>
-          <w:highlight w:val="yellow"/>
         </w:rPr>
         <w:t>t care about BER.</w:t>
       </w:r>
@@ -518,6 +541,12 @@
         </w:rPr>
         <w:t xml:space="preserve"> </w:t>
       </w:r>
+      <w:r>
+        <w:rPr>
+          <w:rFonts w:hint="eastAsia"/>
+        </w:rPr>
+        <w:t>[?]</w:t>
+      </w:r>
     </w:p>
     <w:p>
       <w:pPr>
@@ -615,6 +644,7 @@
           <w:numId w:val="1"/>
         </w:numPr>
         <w:rPr>
+          <w:rFonts w:hint="eastAsia"/>
           <w:highlight w:val="yellow"/>
         </w:rPr>
       </w:pPr>
@@ -648,6 +678,7 @@
           <w:numId w:val="1"/>
         </w:numPr>
         <w:rPr>
+          <w:rFonts w:hint="eastAsia"/>
           <w:highlight w:val="yellow"/>
         </w:rPr>
       </w:pPr>
@@ -722,6 +753,44 @@
     </w:p>
     <w:p>
       <w:pPr>
+        <w:pStyle w:val="a9"/>
+        <w:widowControl/>
+        <w:numPr>
+          <w:ilvl w:val="0"/>
+          <w:numId w:val="1"/>
+        </w:numPr>
+        <w:rPr>
+          <w:rFonts w:hint="eastAsia"/>
+        </w:rPr>
+      </w:pPr>
+      <w:r>
+        <w:rPr>
+          <w:rFonts w:hint="eastAsia"/>
+        </w:rPr>
+        <w:t>How UE delay impacts the result</w:t>
+      </w:r>
+    </w:p>
+    <w:p>
+      <w:pPr>
+        <w:pStyle w:val="a9"/>
+        <w:widowControl/>
+        <w:numPr>
+          <w:ilvl w:val="1"/>
+          <w:numId w:val="1"/>
+        </w:numPr>
+        <w:rPr>
+          <w:rFonts w:hint="eastAsia"/>
+        </w:rPr>
+      </w:pPr>
+      <w:r>
+        <w:rPr>
+          <w:rFonts w:hint="eastAsia"/>
+        </w:rPr>
+        <w:t>Connect to why 3GPP uses impairment margin</w:t>
+      </w:r>
+    </w:p>
+    <w:p>
+      <w:pPr>
         <w:rPr>
           <w:rFonts w:hint="eastAsia"/>
         </w:rPr>
@@ -783,8 +852,13 @@
         <w:rPr>
           <w:rFonts w:hint="eastAsia"/>
         </w:rPr>
-        <w:lastRenderedPageBreak/>
-        <w:t>Part 2</w:t>
+        <w:t xml:space="preserve">Part </w:t>
+      </w:r>
+      <w:r>
+        <w:rPr>
+          <w:rFonts w:hint="eastAsia"/>
+        </w:rPr>
+        <w:t>4</w:t>
       </w:r>
       <w:r>
         <w:rPr>
@@ -872,6 +946,12 @@
         </w:rPr>
         <w:t>)</w:t>
       </w:r>
+      <w:r>
+        <w:rPr>
+          <w:rFonts w:hint="eastAsia"/>
+        </w:rPr>
+        <w:t xml:space="preserve"> </w:t>
+      </w:r>
     </w:p>
     <w:p>
       <w:pPr>
@@ -897,6 +977,19 @@
         </w:rPr>
         <w:t xml:space="preserve"> [1]</w:t>
       </w:r>
+      <w:r>
+        <w:rPr>
+          <w:rFonts w:hint="eastAsia"/>
+        </w:rPr>
+        <w:t xml:space="preserve"> </w:t>
+      </w:r>
+      <w:r>
+        <w:rPr>
+          <w:rFonts w:hint="eastAsia"/>
+          <w:highlight w:val="yellow"/>
+        </w:rPr>
+        <w:t>[done]</w:t>
+      </w:r>
     </w:p>
     <w:p>
       <w:pPr>
@@ -946,6 +1039,19 @@
         </w:rPr>
         <w:t xml:space="preserve"> [1]</w:t>
       </w:r>
+      <w:r>
+        <w:rPr>
+          <w:rFonts w:hint="eastAsia"/>
+        </w:rPr>
+        <w:t xml:space="preserve"> </w:t>
+      </w:r>
+      <w:r>
+        <w:rPr>
+          <w:rFonts w:hint="eastAsia"/>
+          <w:highlight w:val="yellow"/>
+        </w:rPr>
+        <w:t>[done]</w:t>
+      </w:r>
     </w:p>
     <w:p>
       <w:pPr>
@@ -986,6 +1092,12 @@
         </w:rPr>
         <w:t>decisions are made</w:t>
       </w:r>
+      <w:r>
+        <w:rPr>
+          <w:rFonts w:hint="eastAsia"/>
+        </w:rPr>
+        <w:t xml:space="preserve"> </w:t>
+      </w:r>
     </w:p>
     <w:p>
       <w:pPr>
@@ -1017,6 +1129,65 @@
         </w:rPr>
         <w:t>ariability inside a slot</w:t>
       </w:r>
+      <w:r>
+        <w:rPr>
+          <w:rFonts w:hint="eastAsia"/>
+        </w:rPr>
+        <w:t xml:space="preserve"> [1</w:t>
+      </w:r>
+      <w:r>
+        <w:rPr>
+          <w:rFonts w:hint="eastAsia"/>
+        </w:rPr>
+        <w:t>-2</w:t>
+      </w:r>
+      <w:r>
+        <w:rPr>
+          <w:rFonts w:hint="eastAsia"/>
+        </w:rPr>
+        <w:t>]</w:t>
+      </w:r>
+    </w:p>
+    <w:p>
+      <w:pPr>
+        <w:pStyle w:val="a9"/>
+        <w:widowControl/>
+        <w:numPr>
+          <w:ilvl w:val="0"/>
+          <w:numId w:val="4"/>
+        </w:numPr>
+        <w:rPr>
+          <w:rFonts w:hint="eastAsia"/>
+        </w:rPr>
+      </w:pPr>
+      <w:r>
+        <w:rPr>
+          <w:rFonts w:hint="eastAsia"/>
+        </w:rPr>
+        <w:t xml:space="preserve">Investigation of the impact of different CSI-RS </w:t>
+      </w:r>
+      <w:r>
+        <w:t>parameters</w:t>
+      </w:r>
+    </w:p>
+    <w:p>
+      <w:pPr>
+        <w:pStyle w:val="a9"/>
+        <w:widowControl/>
+        <w:numPr>
+          <w:ilvl w:val="1"/>
+          <w:numId w:val="4"/>
+        </w:numPr>
+        <w:rPr>
+          <w:rFonts w:hint="eastAsia"/>
+        </w:rPr>
+      </w:pPr>
+      <w:r>
+        <w:rPr>
+          <w:rFonts w:hint="eastAsia"/>
+        </w:rPr>
+        <w:t>How Table 1,2,3 functions</w:t>
+      </w:r>
     </w:p>
     <w:p>
       <w:pPr>
@@ -1034,7 +1205,265 @@
         <w:rPr>
           <w:rFonts w:hint="eastAsia"/>
         </w:rPr>
-        <w:t>Perfect vs Practical Channel Estimation</w:t>
+        <w:t xml:space="preserve">For four </w:t>
+      </w:r>
+      <w:r>
+        <w:t>layer</w:t>
+      </w:r>
+      <w:r>
+        <w:rPr>
+          <w:rFonts w:hint="eastAsia"/>
+        </w:rPr>
+        <w:t>s</w:t>
+      </w:r>
+      <w:r>
+        <w:rPr>
+          <w:rFonts w:hint="eastAsia"/>
+        </w:rPr>
+        <w:t xml:space="preserve"> [</w:t>
+      </w:r>
+      <w:r>
+        <w:rPr>
+          <w:rFonts w:hint="eastAsia"/>
+        </w:rPr>
+        <w:t>1</w:t>
+      </w:r>
+      <w:r>
+        <w:rPr>
+          <w:rFonts w:hint="eastAsia"/>
+        </w:rPr>
+        <w:t>]</w:t>
+      </w:r>
+      <w:r>
+        <w:rPr>
+          <w:rFonts w:hint="eastAsia"/>
+        </w:rPr>
+        <w:t xml:space="preserve"> </w:t>
+      </w:r>
+      <w:r>
+        <w:rPr>
+          <w:rFonts w:hint="eastAsia"/>
+          <w:highlight w:val="yellow"/>
+        </w:rPr>
+        <w:t>[done]</w:t>
+      </w:r>
+    </w:p>
+    <w:p>
+      <w:pPr>
+        <w:pStyle w:val="a9"/>
+        <w:widowControl/>
+        <w:numPr>
+          <w:ilvl w:val="3"/>
+          <w:numId w:val="4"/>
+        </w:numPr>
+        <w:rPr>
+          <w:rFonts w:hint="eastAsia"/>
+        </w:rPr>
+      </w:pPr>
+      <w:r>
+        <w:rPr>
+          <w:rFonts w:hint="eastAsia"/>
+        </w:rPr>
+        <w:t xml:space="preserve">Compare TCR, modulation for tab 1 vs 3 [1] </w:t>
+      </w:r>
+      <w:r>
+        <w:rPr>
+          <w:rFonts w:hint="eastAsia"/>
+          <w:highlight w:val="yellow"/>
+        </w:rPr>
+        <w:t>[done]</w:t>
+      </w:r>
+    </w:p>
+    <w:p>
+      <w:pPr>
+        <w:pStyle w:val="a9"/>
+        <w:widowControl/>
+        <w:numPr>
+          <w:ilvl w:val="2"/>
+          <w:numId w:val="4"/>
+        </w:numPr>
+        <w:rPr>
+          <w:rFonts w:hint="eastAsia"/>
+        </w:rPr>
+      </w:pPr>
+      <w:r>
+        <w:rPr>
+          <w:rFonts w:hint="eastAsia"/>
+        </w:rPr>
+        <w:t>For fixed one</w:t>
+      </w:r>
+      <w:r>
+        <w:rPr>
+          <w:rFonts w:hint="eastAsia"/>
+        </w:rPr>
+        <w:t xml:space="preserve"> </w:t>
+      </w:r>
+      <w:r>
+        <w:rPr>
+          <w:rFonts w:hint="eastAsia"/>
+        </w:rPr>
+        <w:t>layer</w:t>
+      </w:r>
+      <w:r>
+        <w:rPr>
+          <w:rFonts w:hint="eastAsia"/>
+        </w:rPr>
+        <w:t xml:space="preserve"> [</w:t>
+      </w:r>
+      <w:r>
+        <w:rPr>
+          <w:rFonts w:hint="eastAsia"/>
+        </w:rPr>
+        <w:t>2</w:t>
+      </w:r>
+      <w:r>
+        <w:rPr>
+          <w:rFonts w:hint="eastAsia"/>
+        </w:rPr>
+        <w:t>]</w:t>
+      </w:r>
+      <w:r>
+        <w:rPr>
+          <w:rFonts w:hint="eastAsia"/>
+        </w:rPr>
+        <w:t xml:space="preserve"> </w:t>
+      </w:r>
+      <w:r>
+        <w:rPr>
+          <w:rFonts w:hint="eastAsia"/>
+          <w:highlight w:val="yellow"/>
+        </w:rPr>
+        <w:t>[ONGOING]</w:t>
+      </w:r>
+    </w:p>
+    <w:p>
+      <w:pPr>
+        <w:pStyle w:val="a9"/>
+        <w:widowControl/>
+        <w:numPr>
+          <w:ilvl w:val="1"/>
+          <w:numId w:val="4"/>
+        </w:numPr>
+        <w:rPr>
+          <w:rFonts w:hint="eastAsia"/>
+        </w:rPr>
+      </w:pPr>
+      <w:r>
+        <w:rPr>
+          <w:rFonts w:hint="eastAsia"/>
+        </w:rPr>
+        <w:t xml:space="preserve">How </w:t>
+      </w:r>
+      <w:r>
+        <w:rPr>
+          <w:rFonts w:hint="eastAsia"/>
+        </w:rPr>
+        <w:t xml:space="preserve">CSI </w:t>
+      </w:r>
+      <w:r>
+        <w:t>Reporting</w:t>
+      </w:r>
+      <w:r>
+        <w:rPr>
+          <w:rFonts w:hint="eastAsia"/>
+        </w:rPr>
+        <w:t xml:space="preserve"> </w:t>
+      </w:r>
+      <w:r>
+        <w:rPr>
+          <w:rFonts w:hint="eastAsia"/>
+        </w:rPr>
+        <w:t>Period functions</w:t>
+      </w:r>
+    </w:p>
+    <w:p>
+      <w:pPr>
+        <w:pStyle w:val="a9"/>
+        <w:widowControl/>
+        <w:numPr>
+          <w:ilvl w:val="2"/>
+          <w:numId w:val="4"/>
+        </w:numPr>
+        <w:rPr>
+          <w:rFonts w:hint="eastAsia"/>
+        </w:rPr>
+      </w:pPr>
+      <w:r>
+        <w:rPr>
+          <w:rFonts w:hint="eastAsia"/>
+        </w:rPr>
+        <w:t>10Hz, 100Hz</w:t>
+      </w:r>
+      <w:r>
+        <w:rPr>
+          <w:rFonts w:hint="eastAsia"/>
+        </w:rPr>
+        <w:t xml:space="preserve"> [2]</w:t>
+      </w:r>
+      <w:r>
+        <w:rPr>
+          <w:rFonts w:hint="eastAsia"/>
+        </w:rPr>
+        <w:t xml:space="preserve"> </w:t>
+      </w:r>
+      <w:r>
+        <w:rPr>
+          <w:rFonts w:hint="eastAsia"/>
+          <w:highlight w:val="yellow"/>
+        </w:rPr>
+        <w:t>[done]</w:t>
+      </w:r>
+    </w:p>
+    <w:p>
+      <w:pPr>
+        <w:pStyle w:val="a9"/>
+        <w:widowControl/>
+        <w:numPr>
+          <w:ilvl w:val="1"/>
+          <w:numId w:val="4"/>
+        </w:numPr>
+        <w:rPr>
+          <w:rFonts w:hint="eastAsia"/>
+        </w:rPr>
+      </w:pPr>
+      <w:r>
+        <w:rPr>
+          <w:rFonts w:hint="eastAsia"/>
+        </w:rPr>
+        <w:t>Wide/subband CQI differen</w:t>
+      </w:r>
+      <w:r>
+        <w:rPr>
+          <w:rFonts w:hint="eastAsia"/>
+        </w:rPr>
+        <w:t>ce</w:t>
+      </w:r>
+      <w:r>
+        <w:rPr>
+          <w:rFonts w:hint="eastAsia"/>
+        </w:rPr>
+        <w:t xml:space="preserve"> </w:t>
+      </w:r>
+      <w:r>
+        <w:rPr>
+          <w:rFonts w:hint="eastAsia"/>
+          <w:highlight w:val="yellow"/>
+        </w:rPr>
+        <w:t>[</w:t>
+      </w:r>
+      <w:r>
+        <w:rPr>
+          <w:rFonts w:hint="eastAsia"/>
+          <w:highlight w:val="yellow"/>
+        </w:rPr>
+        <w:t>ONGOING</w:t>
+      </w:r>
+      <w:r>
+        <w:rPr>
+          <w:rFonts w:hint="eastAsia"/>
+          <w:highlight w:val="yellow"/>
+        </w:rPr>
+        <w:t>]</w:t>
       </w:r>
     </w:p>
     <w:p>
@@ -1050,16 +1479,7 @@
         <w:rPr>
           <w:rFonts w:hint="eastAsia"/>
         </w:rPr>
-        <w:t>WIP</w:t>
-      </w:r>
-      <w:r>
-        <w:rPr>
-          <w:rFonts w:hint="eastAsia"/>
-        </w:rPr>
         <w:t xml:space="preserve"> </w:t>
-      </w:r>
-      <w:r>
-        <w:t>……</w:t>
       </w:r>
     </w:p>
     <w:p>
@@ -1071,6 +1491,12 @@
           <w:rFonts w:hint="eastAsia"/>
         </w:rPr>
       </w:pPr>
+      <w:r>
+        <w:rPr>
+          <w:rFonts w:hint="eastAsia"/>
+        </w:rPr>
+        <w:t>Brainstorm:</w:t>
+      </w:r>
     </w:p>
     <w:p>
       <w:pPr>
@@ -1082,10 +1508,13 @@
         </w:rPr>
       </w:pPr>
       <w:r>
-        <w:rPr>
-          <w:rFonts w:hint="eastAsia"/>
-        </w:rPr>
-        <w:t>Brainstorm:</w:t>
+        <w:tab/>
+      </w:r>
+      <w:r>
+        <w:rPr>
+          <w:rFonts w:hint="eastAsia"/>
+        </w:rPr>
+        <w:t>Spectrum Efficiency?</w:t>
       </w:r>
     </w:p>
     <w:p>
@@ -1104,13 +1533,28 @@
         <w:rPr>
           <w:rFonts w:hint="eastAsia"/>
         </w:rPr>
-        <w:t xml:space="preserve">Wide/subband </w:t>
-      </w:r>
-      <w:r>
-        <w:rPr>
-          <w:rFonts w:hint="eastAsia"/>
-        </w:rPr>
-        <w:t>CQI different</w:t>
+        <w:t>PMI</w:t>
+      </w:r>
+      <w:r>
+        <w:t>’</w:t>
+      </w:r>
+      <w:r>
+        <w:rPr>
+          <w:rFonts w:hint="eastAsia"/>
+        </w:rPr>
+        <w:t xml:space="preserve">s </w:t>
+      </w:r>
+      <w:r>
+        <w:rPr>
+          <w:rFonts w:hint="eastAsia"/>
+        </w:rPr>
+        <w:t xml:space="preserve">contribution </w:t>
+      </w:r>
+      <w:r>
+        <w:rPr>
+          <w:rFonts w:hint="eastAsia"/>
+        </w:rPr>
+        <w:t>(PMI random + Rest CSI optimized)</w:t>
       </w:r>
     </w:p>
     <w:p>
@@ -1125,65 +1569,6 @@
       <w:r>
         <w:tab/>
       </w:r>
-      <w:r>
-        <w:rPr>
-          <w:rFonts w:hint="eastAsia"/>
-        </w:rPr>
-        <w:t>Spectrum Efficiency?</w:t>
-      </w:r>
-    </w:p>
-    <w:p>
-      <w:pPr>
-        <w:pStyle w:val="a9"/>
-        <w:widowControl/>
-        <w:ind w:left="0"/>
-        <w:rPr>
-          <w:rFonts w:hint="eastAsia"/>
-        </w:rPr>
-      </w:pPr>
-      <w:r>
-        <w:tab/>
-      </w:r>
-      <w:r>
-        <w:rPr>
-          <w:rFonts w:hint="eastAsia"/>
-        </w:rPr>
-        <w:t>PMI</w:t>
-      </w:r>
-      <w:r>
-        <w:t>’</w:t>
-      </w:r>
-      <w:r>
-        <w:rPr>
-          <w:rFonts w:hint="eastAsia"/>
-        </w:rPr>
-        <w:t xml:space="preserve">s </w:t>
-      </w:r>
-      <w:r>
-        <w:rPr>
-          <w:rFonts w:hint="eastAsia"/>
-        </w:rPr>
-        <w:t xml:space="preserve">contribution </w:t>
-      </w:r>
-      <w:r>
-        <w:rPr>
-          <w:rFonts w:hint="eastAsia"/>
-        </w:rPr>
-        <w:t>(PMI random + Rest CSI optimized)</w:t>
-      </w:r>
-    </w:p>
-    <w:p>
-      <w:pPr>
-        <w:pStyle w:val="a9"/>
-        <w:widowControl/>
-        <w:ind w:left="0"/>
-        <w:rPr>
-          <w:rFonts w:hint="eastAsia"/>
-        </w:rPr>
-      </w:pPr>
-      <w:r>
-        <w:tab/>
-      </w:r>
     </w:p>
     <w:p>
       <w:pPr>
@@ -1221,66 +1606,6 @@
           <w:bCs/>
         </w:rPr>
         <w:t>链路自适应机制在非理想信道下的稳健性研究</w:t>
-      </w:r>
-    </w:p>
-    <w:p>
-      <w:pPr>
-        <w:widowControl/>
-        <w:rPr>
-          <w:rFonts w:hint="eastAsia"/>
-          <w:b/>
-          <w:bCs/>
-        </w:rPr>
-      </w:pPr>
-      <w:r>
-        <w:rPr>
-          <w:b/>
-          <w:bCs/>
-        </w:rPr>
-        <w:t>A. 引入“反馈时延” (Feedback Latency/Ageing)</w:t>
-      </w:r>
-    </w:p>
-    <w:p>
-      <w:pPr>
-        <w:widowControl/>
-        <w:rPr>
-          <w:rFonts w:hint="eastAsia"/>
-        </w:rPr>
-      </w:pPr>
-      <w:r>
-        <w:t>在 5G 现实场景中，UE 测量 CSI 到基站（gNB）根据这个 CSI 进行调度是有时延的。</w:t>
-      </w:r>
-    </w:p>
-    <w:p>
-      <w:pPr>
-        <w:widowControl/>
-        <w:numPr>
-          <w:ilvl w:val="0"/>
-          <w:numId w:val="5"/>
-        </w:numPr>
-        <w:rPr>
-          <w:rFonts w:hint="eastAsia"/>
-        </w:rPr>
-      </w:pPr>
-      <w:r>
-        <w:rPr>
-          <w:b/>
-          <w:bCs/>
-        </w:rPr>
-        <w:t>建议：</w:t>
-      </w:r>
-      <w:r>
-        <w:t xml:space="preserve"> 在 </w:t>
-      </w:r>
-      <w:r>
-        <w:rPr>
-          <w:b/>
-          <w:bCs/>
-        </w:rPr>
-        <w:t>1.b</w:t>
-      </w:r>
-      <w:r>
-        <w:t xml:space="preserve"> 中加入“CSI 过时”的研究。在 CDL-C 高速场景下，如果反馈延迟了 $4\text{ ms}$，当前的 CQI 是否还能反映真实的信道？这能直接解释为什么高速下 Throughput 会暴跌。</w:t>
       </w:r>
     </w:p>
     <w:p>
@@ -1418,119 +1743,31 @@
         <w:widowControl/>
         <w:rPr>
           <w:rFonts w:hint="eastAsia"/>
+        </w:rPr>
+      </w:pPr>
+      <w:r>
+        <w:t>了然地看到系统的“工作舒适区”。</w:t>
+      </w:r>
+    </w:p>
+    <w:p>
+      <w:pPr>
+        <w:widowControl/>
+        <w:rPr>
+          <w:rFonts w:hint="eastAsia"/>
+        </w:rPr>
+      </w:pPr>
+      <w:r>
+        <w:t xml:space="preserve">  </w:t>
+      </w:r>
+      <w:r>
+        <w:rPr>
           <w:b/>
           <w:bCs/>
         </w:rPr>
-      </w:pPr>
-      <w:r>
-        <w:rPr>
-          <w:b/>
-          <w:bCs/>
-        </w:rPr>
-        <w:t>D. 针对 WIP 1.b.i (RI/CQI variability)</w:t>
-      </w:r>
-    </w:p>
-    <w:p>
-      <w:pPr>
-        <w:widowControl/>
-        <w:numPr>
-          <w:ilvl w:val="0"/>
-          <w:numId w:val="8"/>
-        </w:numPr>
-        <w:rPr>
-          <w:rFonts w:hint="eastAsia"/>
-        </w:rPr>
-      </w:pPr>
-      <w:r>
-        <w:rPr>
-          <w:b/>
-          <w:bCs/>
-        </w:rPr>
-        <w:t>建议：</w:t>
-      </w:r>
-      <w:r>
-        <w:t xml:space="preserve"> 增加一个 </w:t>
-      </w:r>
-      <w:r>
-        <w:rPr>
-          <w:b/>
-          <w:bCs/>
-        </w:rPr>
-        <w:t>“Subband vs. Wideband CQI”</w:t>
-      </w:r>
-      <w:r>
-        <w:t xml:space="preserve"> 的对比。5G 支持频域细粒度调度，在频率选择性衰落（TDL-C/CDL-C）严重的信道下，子带 CQI 能带来巨大的 Throughput 提升。</w:t>
-      </w:r>
-    </w:p>
-    <w:p>
-      <w:pPr>
-        <w:widowControl/>
-        <w:rPr>
-          <w:rFonts w:hint="eastAsia"/>
-        </w:rPr>
-      </w:pPr>
-    </w:p>
-    <w:p>
-      <w:pPr>
-        <w:widowControl/>
-        <w:rPr>
-          <w:rFonts w:hint="eastAsia"/>
-        </w:rPr>
-      </w:pPr>
-      <w:r>
-        <w:t xml:space="preserve">  </w:t>
-      </w:r>
-      <w:r>
-        <w:rPr>
-          <w:b/>
-          <w:bCs/>
-        </w:rPr>
-        <w:t>Heatmap (热力图)：</w:t>
-      </w:r>
-      <w:r>
-        <w:t xml:space="preserve"> 横轴 SNR，纵轴 Speed，颜色代表 Throughput。这能一目了然地看到系统的“工作舒适区”。</w:t>
-      </w:r>
-    </w:p>
-    <w:p>
-      <w:pPr>
-        <w:widowControl/>
-        <w:rPr>
-          <w:rFonts w:hint="eastAsia"/>
-        </w:rPr>
-      </w:pPr>
-      <w:r>
-        <w:t xml:space="preserve">  </w:t>
-      </w:r>
-      <w:r>
-        <w:rPr>
-          <w:b/>
-          <w:bCs/>
-        </w:rPr>
         <w:t>CDF 图 (Cumulative Distribution Function)：</w:t>
       </w:r>
       <w:r>
         <w:t xml:space="preserve"> 针对 CQI 或 RI 的分布画 CDF。例如，在 CDL-D (LOS) 下 Rank 4 的占比，对比 CDL-A (NLOS) 下的占比。</w:t>
-      </w:r>
-    </w:p>
-    <w:p>
-      <w:pPr>
-        <w:widowControl/>
-        <w:rPr>
-          <w:rFonts w:hint="eastAsia"/>
-        </w:rPr>
-      </w:pPr>
-      <w:r>
-        <w:t xml:space="preserve">  </w:t>
-      </w:r>
-      <w:r>
-        <w:rPr>
-          <w:b/>
-          <w:bCs/>
-        </w:rPr>
-        <w:t>星座图 (Constellation) 的妙用：</w:t>
-      </w:r>
-      <w:r>
-        <w:t xml:space="preserve"> 在 2d 讨论 Doppler 时，放一张被“打散”的 64QAM 星座图，能非常直观地解释为什么 BER 变高了。</w:t>
       </w:r>
     </w:p>
     <w:p>
@@ -1649,7 +1886,7 @@
         <w:ind w:left="1320" w:hanging="440"/>
       </w:pPr>
     </w:lvl>
-    <w:lvl w:ilvl="3" w:tplc="0409000F" w:tentative="1">
+    <w:lvl w:ilvl="3" w:tplc="0409000F">
       <w:start w:val="1"/>
       <w:numFmt w:val="decimal"/>
       <w:lvlText w:val="%4."/>
